--- a/Knowledge/3-Work knowledge/Work knowledge Collection.docx
+++ b/Knowledge/3-Work knowledge/Work knowledge Collection.docx
@@ -12,15 +12,20 @@
     </w:p>
     <w:p>
       <w:r>
-        <w:t>Data Path: Work Folder -&gt; Work Database -&gt; WorkKnowledge Table</w:t>
-      </w:r>
-    </w:p>
-    <w:p>
-      <w:r>
-        <w:t xml:space="preserve">Last id recorded: </w:t>
-      </w:r>
-      <w:r>
-        <w:t>271</w:t>
+        <w:t xml:space="preserve">Data Path: Work Folder -&gt; Work Database -&gt; </w:t>
+      </w:r>
+      <w:proofErr w:type="spellStart"/>
+      <w:r>
+        <w:t>WorkKnowledge</w:t>
+      </w:r>
+      <w:proofErr w:type="spellEnd"/>
+      <w:r>
+        <w:t xml:space="preserve"> Table</w:t>
+      </w:r>
+    </w:p>
+    <w:p>
+      <w:r>
+        <w:t>Last id recorded: 271</w:t>
       </w:r>
     </w:p>
     <w:p/>
@@ -71,10 +76,10 @@
     </w:p>
     <w:p>
       <w:pPr>
-        <w:pStyle w:val="Heading2"/>
-      </w:pPr>
-      <w:r>
-        <w:t>1-Testing</w:t>
+        <w:pStyle w:val="Heading3"/>
+      </w:pPr>
+      <w:r>
+        <w:t>Testing</w:t>
       </w:r>
       <w:r>
         <w:t xml:space="preserve"> (Total 271)</w:t>
@@ -1282,8 +1287,17 @@
           <w:sz w:val="22"/>
           <w:szCs w:val="22"/>
         </w:rPr>
-        <w:t>Artifacts and Testware</w:t>
-      </w:r>
+        <w:t xml:space="preserve">Artifacts and </w:t>
+      </w:r>
+      <w:proofErr w:type="spellStart"/>
+      <w:r>
+        <w:rPr>
+          <w:sz w:val="22"/>
+          <w:szCs w:val="22"/>
+        </w:rPr>
+        <w:t>Testware</w:t>
+      </w:r>
+      <w:proofErr w:type="spellEnd"/>
     </w:p>
     <w:p>
       <w:pPr>
@@ -4645,7 +4659,23 @@
           <w:sz w:val="22"/>
           <w:szCs w:val="22"/>
         </w:rPr>
-        <w:t>Specification by Example (SbE)</w:t>
+        <w:t>Specification by Example (</w:t>
+      </w:r>
+      <w:proofErr w:type="spellStart"/>
+      <w:r>
+        <w:rPr>
+          <w:sz w:val="22"/>
+          <w:szCs w:val="22"/>
+        </w:rPr>
+        <w:t>SbE</w:t>
+      </w:r>
+      <w:proofErr w:type="spellEnd"/>
+      <w:r>
+        <w:rPr>
+          <w:sz w:val="22"/>
+          <w:szCs w:val="22"/>
+        </w:rPr>
+        <w:t>)</w:t>
       </w:r>
     </w:p>
     <w:p>
@@ -7587,7 +7617,23 @@
           <w:sz w:val="22"/>
           <w:szCs w:val="22"/>
         </w:rPr>
-        <w:t xml:space="preserve"> Test Objectives, Test Scope, coverage, Testware and Test reporting</w:t>
+        <w:t xml:space="preserve"> Test Objectives, Test Scope, coverage, </w:t>
+      </w:r>
+      <w:proofErr w:type="spellStart"/>
+      <w:r>
+        <w:rPr>
+          <w:sz w:val="22"/>
+          <w:szCs w:val="22"/>
+        </w:rPr>
+        <w:t>Testware</w:t>
+      </w:r>
+      <w:proofErr w:type="spellEnd"/>
+      <w:r>
+        <w:rPr>
+          <w:sz w:val="22"/>
+          <w:szCs w:val="22"/>
+        </w:rPr>
+        <w:t xml:space="preserve"> and Test reporting</w:t>
       </w:r>
     </w:p>
     <w:p>
@@ -7675,6 +7721,3305 @@
         <w:t xml:space="preserve"> Test risk-based</w:t>
       </w:r>
     </w:p>
+    <w:p>
+      <w:pPr>
+        <w:rPr>
+          <w:sz w:val="22"/>
+          <w:szCs w:val="22"/>
+        </w:rPr>
+      </w:pPr>
+    </w:p>
+    <w:p>
+      <w:pPr>
+        <w:pStyle w:val="Heading3"/>
+      </w:pPr>
+      <w:r>
+        <w:t>Web Full Stack</w:t>
+      </w:r>
+    </w:p>
+    <w:p>
+      <w:pPr>
+        <w:pStyle w:val="ListParagraph"/>
+        <w:numPr>
+          <w:ilvl w:val="0"/>
+          <w:numId w:val="9"/>
+        </w:numPr>
+        <w:rPr>
+          <w:sz w:val="22"/>
+          <w:szCs w:val="22"/>
+        </w:rPr>
+      </w:pPr>
+      <w:r>
+        <w:rPr>
+          <w:b/>
+          <w:sz w:val="22"/>
+          <w:szCs w:val="22"/>
+        </w:rPr>
+        <w:t>2</w:t>
+      </w:r>
+      <w:r>
+        <w:rPr>
+          <w:b/>
+          <w:sz w:val="22"/>
+          <w:szCs w:val="22"/>
+        </w:rPr>
+        <w:t>72</w:t>
+      </w:r>
+      <w:r>
+        <w:rPr>
+          <w:b/>
+          <w:sz w:val="22"/>
+          <w:szCs w:val="22"/>
+        </w:rPr>
+        <w:t xml:space="preserve">: </w:t>
+      </w:r>
+      <w:r>
+        <w:rPr>
+          <w:b/>
+          <w:sz w:val="22"/>
+          <w:szCs w:val="22"/>
+        </w:rPr>
+        <w:t xml:space="preserve">My Source: </w:t>
+      </w:r>
+      <w:r>
+        <w:rPr>
+          <w:sz w:val="22"/>
+          <w:szCs w:val="22"/>
+        </w:rPr>
+        <w:t>Network and Computer Network</w:t>
+      </w:r>
+    </w:p>
+    <w:p>
+      <w:pPr>
+        <w:pStyle w:val="ListParagraph"/>
+        <w:numPr>
+          <w:ilvl w:val="0"/>
+          <w:numId w:val="9"/>
+        </w:numPr>
+        <w:rPr>
+          <w:sz w:val="22"/>
+          <w:szCs w:val="22"/>
+        </w:rPr>
+      </w:pPr>
+      <w:r>
+        <w:rPr>
+          <w:b/>
+          <w:sz w:val="22"/>
+          <w:szCs w:val="22"/>
+        </w:rPr>
+        <w:t>2</w:t>
+      </w:r>
+      <w:r>
+        <w:rPr>
+          <w:b/>
+          <w:sz w:val="22"/>
+          <w:szCs w:val="22"/>
+        </w:rPr>
+        <w:t>7</w:t>
+      </w:r>
+      <w:r>
+        <w:rPr>
+          <w:b/>
+          <w:sz w:val="22"/>
+          <w:szCs w:val="22"/>
+        </w:rPr>
+        <w:t>3</w:t>
+      </w:r>
+      <w:r>
+        <w:rPr>
+          <w:b/>
+          <w:sz w:val="22"/>
+          <w:szCs w:val="22"/>
+        </w:rPr>
+        <w:t xml:space="preserve">: </w:t>
+      </w:r>
+      <w:r>
+        <w:rPr>
+          <w:b/>
+          <w:sz w:val="22"/>
+          <w:szCs w:val="22"/>
+        </w:rPr>
+        <w:t xml:space="preserve">My Source: </w:t>
+      </w:r>
+      <w:r>
+        <w:rPr>
+          <w:sz w:val="22"/>
+          <w:szCs w:val="22"/>
+        </w:rPr>
+        <w:t>Common Types of Networks</w:t>
+      </w:r>
+    </w:p>
+    <w:p>
+      <w:pPr>
+        <w:pStyle w:val="ListParagraph"/>
+        <w:numPr>
+          <w:ilvl w:val="0"/>
+          <w:numId w:val="9"/>
+        </w:numPr>
+        <w:rPr>
+          <w:sz w:val="22"/>
+          <w:szCs w:val="22"/>
+        </w:rPr>
+      </w:pPr>
+      <w:r>
+        <w:rPr>
+          <w:b/>
+          <w:sz w:val="22"/>
+          <w:szCs w:val="22"/>
+        </w:rPr>
+        <w:t>2</w:t>
+      </w:r>
+      <w:r>
+        <w:rPr>
+          <w:b/>
+          <w:sz w:val="22"/>
+          <w:szCs w:val="22"/>
+        </w:rPr>
+        <w:t>7</w:t>
+      </w:r>
+      <w:r>
+        <w:rPr>
+          <w:b/>
+          <w:sz w:val="22"/>
+          <w:szCs w:val="22"/>
+        </w:rPr>
+        <w:t>4</w:t>
+      </w:r>
+      <w:r>
+        <w:rPr>
+          <w:b/>
+          <w:sz w:val="22"/>
+          <w:szCs w:val="22"/>
+        </w:rPr>
+        <w:t xml:space="preserve">: </w:t>
+      </w:r>
+      <w:r>
+        <w:rPr>
+          <w:b/>
+          <w:sz w:val="22"/>
+          <w:szCs w:val="22"/>
+        </w:rPr>
+        <w:t xml:space="preserve">My Source: </w:t>
+      </w:r>
+      <w:r>
+        <w:rPr>
+          <w:sz w:val="22"/>
+          <w:szCs w:val="22"/>
+        </w:rPr>
+        <w:t>PAN</w:t>
+      </w:r>
+    </w:p>
+    <w:p>
+      <w:pPr>
+        <w:pStyle w:val="ListParagraph"/>
+        <w:numPr>
+          <w:ilvl w:val="0"/>
+          <w:numId w:val="9"/>
+        </w:numPr>
+        <w:rPr>
+          <w:sz w:val="22"/>
+          <w:szCs w:val="22"/>
+        </w:rPr>
+      </w:pPr>
+      <w:r>
+        <w:rPr>
+          <w:b/>
+          <w:sz w:val="22"/>
+          <w:szCs w:val="22"/>
+        </w:rPr>
+        <w:t>275: My Source:</w:t>
+      </w:r>
+      <w:r>
+        <w:rPr>
+          <w:sz w:val="22"/>
+          <w:szCs w:val="22"/>
+        </w:rPr>
+        <w:t xml:space="preserve"> LAN</w:t>
+      </w:r>
+    </w:p>
+    <w:p>
+      <w:pPr>
+        <w:pStyle w:val="ListParagraph"/>
+        <w:numPr>
+          <w:ilvl w:val="0"/>
+          <w:numId w:val="9"/>
+        </w:numPr>
+        <w:rPr>
+          <w:sz w:val="22"/>
+          <w:szCs w:val="22"/>
+        </w:rPr>
+      </w:pPr>
+      <w:r>
+        <w:rPr>
+          <w:b/>
+          <w:sz w:val="22"/>
+          <w:szCs w:val="22"/>
+        </w:rPr>
+        <w:t>276: My Source:</w:t>
+      </w:r>
+      <w:r>
+        <w:rPr>
+          <w:sz w:val="22"/>
+          <w:szCs w:val="22"/>
+        </w:rPr>
+        <w:t xml:space="preserve"> CAN</w:t>
+      </w:r>
+    </w:p>
+    <w:p>
+      <w:pPr>
+        <w:pStyle w:val="ListParagraph"/>
+        <w:numPr>
+          <w:ilvl w:val="0"/>
+          <w:numId w:val="9"/>
+        </w:numPr>
+        <w:rPr>
+          <w:sz w:val="22"/>
+          <w:szCs w:val="22"/>
+        </w:rPr>
+      </w:pPr>
+      <w:r>
+        <w:rPr>
+          <w:b/>
+          <w:sz w:val="22"/>
+          <w:szCs w:val="22"/>
+        </w:rPr>
+        <w:t>277: My Source:</w:t>
+      </w:r>
+      <w:r>
+        <w:rPr>
+          <w:sz w:val="22"/>
+          <w:szCs w:val="22"/>
+        </w:rPr>
+        <w:t xml:space="preserve"> MAN</w:t>
+      </w:r>
+    </w:p>
+    <w:p>
+      <w:pPr>
+        <w:pStyle w:val="ListParagraph"/>
+        <w:numPr>
+          <w:ilvl w:val="0"/>
+          <w:numId w:val="9"/>
+        </w:numPr>
+        <w:rPr>
+          <w:sz w:val="22"/>
+          <w:szCs w:val="22"/>
+        </w:rPr>
+      </w:pPr>
+      <w:r>
+        <w:rPr>
+          <w:b/>
+          <w:sz w:val="22"/>
+          <w:szCs w:val="22"/>
+        </w:rPr>
+        <w:t>278: My Source:</w:t>
+      </w:r>
+      <w:r>
+        <w:rPr>
+          <w:sz w:val="22"/>
+          <w:szCs w:val="22"/>
+        </w:rPr>
+        <w:t xml:space="preserve"> WAN</w:t>
+      </w:r>
+    </w:p>
+    <w:p>
+      <w:pPr>
+        <w:pStyle w:val="ListParagraph"/>
+        <w:numPr>
+          <w:ilvl w:val="0"/>
+          <w:numId w:val="9"/>
+        </w:numPr>
+        <w:rPr>
+          <w:sz w:val="22"/>
+          <w:szCs w:val="22"/>
+        </w:rPr>
+      </w:pPr>
+      <w:r>
+        <w:rPr>
+          <w:b/>
+          <w:sz w:val="22"/>
+          <w:szCs w:val="22"/>
+        </w:rPr>
+        <w:t>279: My Source:</w:t>
+      </w:r>
+      <w:r>
+        <w:rPr>
+          <w:sz w:val="22"/>
+          <w:szCs w:val="22"/>
+        </w:rPr>
+        <w:t xml:space="preserve"> Internet and Internet Service Provider</w:t>
+      </w:r>
+    </w:p>
+    <w:p>
+      <w:pPr>
+        <w:pStyle w:val="ListParagraph"/>
+        <w:numPr>
+          <w:ilvl w:val="0"/>
+          <w:numId w:val="9"/>
+        </w:numPr>
+        <w:rPr>
+          <w:sz w:val="22"/>
+          <w:szCs w:val="22"/>
+        </w:rPr>
+      </w:pPr>
+      <w:r>
+        <w:rPr>
+          <w:b/>
+          <w:sz w:val="22"/>
+          <w:szCs w:val="22"/>
+        </w:rPr>
+        <w:t>280: My Source:</w:t>
+      </w:r>
+      <w:r>
+        <w:rPr>
+          <w:sz w:val="22"/>
+          <w:szCs w:val="22"/>
+        </w:rPr>
+        <w:t xml:space="preserve"> Types of ISPs</w:t>
+      </w:r>
+    </w:p>
+    <w:p>
+      <w:pPr>
+        <w:pStyle w:val="ListParagraph"/>
+        <w:numPr>
+          <w:ilvl w:val="0"/>
+          <w:numId w:val="9"/>
+        </w:numPr>
+        <w:rPr>
+          <w:sz w:val="22"/>
+          <w:szCs w:val="22"/>
+        </w:rPr>
+      </w:pPr>
+      <w:r>
+        <w:rPr>
+          <w:b/>
+          <w:sz w:val="22"/>
+          <w:szCs w:val="22"/>
+        </w:rPr>
+        <w:t>281: My Source:</w:t>
+      </w:r>
+      <w:r>
+        <w:rPr>
+          <w:sz w:val="22"/>
+          <w:szCs w:val="22"/>
+        </w:rPr>
+        <w:t xml:space="preserve"> Dial-up ISPs</w:t>
+      </w:r>
+    </w:p>
+    <w:p>
+      <w:pPr>
+        <w:pStyle w:val="ListParagraph"/>
+        <w:numPr>
+          <w:ilvl w:val="0"/>
+          <w:numId w:val="9"/>
+        </w:numPr>
+        <w:rPr>
+          <w:sz w:val="22"/>
+          <w:szCs w:val="22"/>
+        </w:rPr>
+      </w:pPr>
+      <w:r>
+        <w:rPr>
+          <w:b/>
+          <w:sz w:val="22"/>
+          <w:szCs w:val="22"/>
+        </w:rPr>
+        <w:t>282: My Source:</w:t>
+      </w:r>
+      <w:r>
+        <w:rPr>
+          <w:sz w:val="22"/>
+          <w:szCs w:val="22"/>
+        </w:rPr>
+        <w:t xml:space="preserve"> Broadband ISPs</w:t>
+      </w:r>
+    </w:p>
+    <w:p>
+      <w:pPr>
+        <w:pStyle w:val="ListParagraph"/>
+        <w:numPr>
+          <w:ilvl w:val="0"/>
+          <w:numId w:val="9"/>
+        </w:numPr>
+        <w:rPr>
+          <w:sz w:val="22"/>
+          <w:szCs w:val="22"/>
+        </w:rPr>
+      </w:pPr>
+      <w:r>
+        <w:rPr>
+          <w:b/>
+          <w:sz w:val="22"/>
+          <w:szCs w:val="22"/>
+        </w:rPr>
+        <w:t>283: My Source:</w:t>
+      </w:r>
+      <w:r>
+        <w:rPr>
+          <w:sz w:val="22"/>
+          <w:szCs w:val="22"/>
+        </w:rPr>
+        <w:t xml:space="preserve"> Wireless ISPs</w:t>
+      </w:r>
+    </w:p>
+    <w:p>
+      <w:pPr>
+        <w:pStyle w:val="ListParagraph"/>
+        <w:numPr>
+          <w:ilvl w:val="0"/>
+          <w:numId w:val="9"/>
+        </w:numPr>
+        <w:rPr>
+          <w:sz w:val="22"/>
+          <w:szCs w:val="22"/>
+        </w:rPr>
+      </w:pPr>
+      <w:r>
+        <w:rPr>
+          <w:b/>
+          <w:sz w:val="22"/>
+          <w:szCs w:val="22"/>
+        </w:rPr>
+        <w:t>284: My Source:</w:t>
+      </w:r>
+      <w:r>
+        <w:rPr>
+          <w:sz w:val="22"/>
+          <w:szCs w:val="22"/>
+        </w:rPr>
+        <w:t xml:space="preserve"> Satellite ISPs</w:t>
+      </w:r>
+    </w:p>
+    <w:p>
+      <w:pPr>
+        <w:pStyle w:val="ListParagraph"/>
+        <w:numPr>
+          <w:ilvl w:val="0"/>
+          <w:numId w:val="9"/>
+        </w:numPr>
+        <w:rPr>
+          <w:sz w:val="22"/>
+          <w:szCs w:val="22"/>
+        </w:rPr>
+      </w:pPr>
+      <w:r>
+        <w:rPr>
+          <w:b/>
+          <w:sz w:val="22"/>
+          <w:szCs w:val="22"/>
+        </w:rPr>
+        <w:t>285: My Source:</w:t>
+      </w:r>
+      <w:r>
+        <w:rPr>
+          <w:sz w:val="22"/>
+          <w:szCs w:val="22"/>
+        </w:rPr>
+        <w:t xml:space="preserve"> Network Traffic</w:t>
+      </w:r>
+    </w:p>
+    <w:p>
+      <w:pPr>
+        <w:pStyle w:val="ListParagraph"/>
+        <w:numPr>
+          <w:ilvl w:val="0"/>
+          <w:numId w:val="9"/>
+        </w:numPr>
+        <w:rPr>
+          <w:sz w:val="22"/>
+          <w:szCs w:val="22"/>
+        </w:rPr>
+      </w:pPr>
+      <w:r>
+        <w:rPr>
+          <w:b/>
+          <w:sz w:val="22"/>
+          <w:szCs w:val="22"/>
+        </w:rPr>
+        <w:t>286: My Source:</w:t>
+      </w:r>
+      <w:r>
+        <w:rPr>
+          <w:sz w:val="22"/>
+          <w:szCs w:val="22"/>
+        </w:rPr>
+        <w:t xml:space="preserve"> Types of Network Traffic</w:t>
+      </w:r>
+    </w:p>
+    <w:p>
+      <w:pPr>
+        <w:pStyle w:val="ListParagraph"/>
+        <w:numPr>
+          <w:ilvl w:val="0"/>
+          <w:numId w:val="9"/>
+        </w:numPr>
+        <w:rPr>
+          <w:sz w:val="22"/>
+          <w:szCs w:val="22"/>
+        </w:rPr>
+      </w:pPr>
+      <w:r>
+        <w:rPr>
+          <w:b/>
+          <w:sz w:val="22"/>
+          <w:szCs w:val="22"/>
+        </w:rPr>
+        <w:t>287: My Source:</w:t>
+      </w:r>
+      <w:r>
+        <w:rPr>
+          <w:sz w:val="22"/>
+          <w:szCs w:val="22"/>
+        </w:rPr>
+        <w:t xml:space="preserve"> Inbound Traffic</w:t>
+      </w:r>
+    </w:p>
+    <w:p>
+      <w:pPr>
+        <w:pStyle w:val="ListParagraph"/>
+        <w:numPr>
+          <w:ilvl w:val="0"/>
+          <w:numId w:val="9"/>
+        </w:numPr>
+        <w:rPr>
+          <w:sz w:val="22"/>
+          <w:szCs w:val="22"/>
+        </w:rPr>
+      </w:pPr>
+      <w:r>
+        <w:rPr>
+          <w:b/>
+          <w:sz w:val="22"/>
+          <w:szCs w:val="22"/>
+        </w:rPr>
+        <w:t>288: My Source:</w:t>
+      </w:r>
+      <w:r>
+        <w:rPr>
+          <w:sz w:val="22"/>
+          <w:szCs w:val="22"/>
+        </w:rPr>
+        <w:t xml:space="preserve"> Outbound Traffic</w:t>
+      </w:r>
+    </w:p>
+    <w:p>
+      <w:pPr>
+        <w:pStyle w:val="ListParagraph"/>
+        <w:numPr>
+          <w:ilvl w:val="0"/>
+          <w:numId w:val="9"/>
+        </w:numPr>
+        <w:rPr>
+          <w:sz w:val="22"/>
+          <w:szCs w:val="22"/>
+        </w:rPr>
+      </w:pPr>
+      <w:r>
+        <w:rPr>
+          <w:b/>
+          <w:sz w:val="22"/>
+          <w:szCs w:val="22"/>
+        </w:rPr>
+        <w:t>289: My Source:</w:t>
+      </w:r>
+      <w:r>
+        <w:rPr>
+          <w:sz w:val="22"/>
+          <w:szCs w:val="22"/>
+        </w:rPr>
+        <w:t xml:space="preserve"> Unicast</w:t>
+      </w:r>
+    </w:p>
+    <w:p>
+      <w:pPr>
+        <w:pStyle w:val="ListParagraph"/>
+        <w:numPr>
+          <w:ilvl w:val="0"/>
+          <w:numId w:val="9"/>
+        </w:numPr>
+        <w:rPr>
+          <w:sz w:val="22"/>
+          <w:szCs w:val="22"/>
+        </w:rPr>
+      </w:pPr>
+      <w:r>
+        <w:rPr>
+          <w:b/>
+          <w:sz w:val="22"/>
+          <w:szCs w:val="22"/>
+        </w:rPr>
+        <w:t>290: My Source:</w:t>
+      </w:r>
+      <w:r>
+        <w:rPr>
+          <w:sz w:val="22"/>
+          <w:szCs w:val="22"/>
+        </w:rPr>
+        <w:t xml:space="preserve"> Broadcast</w:t>
+      </w:r>
+    </w:p>
+    <w:p>
+      <w:pPr>
+        <w:pStyle w:val="ListParagraph"/>
+        <w:numPr>
+          <w:ilvl w:val="0"/>
+          <w:numId w:val="9"/>
+        </w:numPr>
+        <w:rPr>
+          <w:sz w:val="22"/>
+          <w:szCs w:val="22"/>
+        </w:rPr>
+      </w:pPr>
+      <w:r>
+        <w:rPr>
+          <w:b/>
+          <w:sz w:val="22"/>
+          <w:szCs w:val="22"/>
+        </w:rPr>
+        <w:t>291: My Source:</w:t>
+      </w:r>
+      <w:r>
+        <w:rPr>
+          <w:sz w:val="22"/>
+          <w:szCs w:val="22"/>
+        </w:rPr>
+        <w:t xml:space="preserve"> Multicast</w:t>
+      </w:r>
+    </w:p>
+    <w:p>
+      <w:pPr>
+        <w:pStyle w:val="ListParagraph"/>
+        <w:numPr>
+          <w:ilvl w:val="0"/>
+          <w:numId w:val="9"/>
+        </w:numPr>
+        <w:rPr>
+          <w:sz w:val="22"/>
+          <w:szCs w:val="22"/>
+        </w:rPr>
+      </w:pPr>
+      <w:r>
+        <w:rPr>
+          <w:b/>
+          <w:sz w:val="22"/>
+          <w:szCs w:val="22"/>
+        </w:rPr>
+        <w:t>292: My Source:</w:t>
+      </w:r>
+      <w:r>
+        <w:rPr>
+          <w:sz w:val="22"/>
+          <w:szCs w:val="22"/>
+        </w:rPr>
+        <w:t xml:space="preserve"> Unidirectional</w:t>
+      </w:r>
+    </w:p>
+    <w:p>
+      <w:pPr>
+        <w:pStyle w:val="ListParagraph"/>
+        <w:numPr>
+          <w:ilvl w:val="0"/>
+          <w:numId w:val="9"/>
+        </w:numPr>
+        <w:rPr>
+          <w:sz w:val="22"/>
+          <w:szCs w:val="22"/>
+        </w:rPr>
+      </w:pPr>
+      <w:r>
+        <w:rPr>
+          <w:b/>
+          <w:sz w:val="22"/>
+          <w:szCs w:val="22"/>
+        </w:rPr>
+        <w:t>293: My Source:</w:t>
+      </w:r>
+      <w:r>
+        <w:rPr>
+          <w:sz w:val="22"/>
+          <w:szCs w:val="22"/>
+        </w:rPr>
+        <w:t xml:space="preserve"> Bidirectional</w:t>
+      </w:r>
+    </w:p>
+    <w:p>
+      <w:pPr>
+        <w:pStyle w:val="ListParagraph"/>
+        <w:numPr>
+          <w:ilvl w:val="0"/>
+          <w:numId w:val="9"/>
+        </w:numPr>
+        <w:rPr>
+          <w:sz w:val="22"/>
+          <w:szCs w:val="22"/>
+        </w:rPr>
+      </w:pPr>
+      <w:r>
+        <w:rPr>
+          <w:b/>
+          <w:sz w:val="22"/>
+          <w:szCs w:val="22"/>
+        </w:rPr>
+        <w:t>294: My Source:</w:t>
+      </w:r>
+      <w:r>
+        <w:rPr>
+          <w:sz w:val="22"/>
+          <w:szCs w:val="22"/>
+        </w:rPr>
+        <w:t xml:space="preserve"> East-West Network Traffic</w:t>
+      </w:r>
+    </w:p>
+    <w:p>
+      <w:pPr>
+        <w:pStyle w:val="ListParagraph"/>
+        <w:numPr>
+          <w:ilvl w:val="0"/>
+          <w:numId w:val="9"/>
+        </w:numPr>
+        <w:rPr>
+          <w:sz w:val="22"/>
+          <w:szCs w:val="22"/>
+        </w:rPr>
+      </w:pPr>
+      <w:r>
+        <w:rPr>
+          <w:b/>
+          <w:sz w:val="22"/>
+          <w:szCs w:val="22"/>
+        </w:rPr>
+        <w:t>295: My Source:</w:t>
+      </w:r>
+      <w:r>
+        <w:rPr>
+          <w:sz w:val="22"/>
+          <w:szCs w:val="22"/>
+        </w:rPr>
+        <w:t xml:space="preserve"> North-South Network Traffic</w:t>
+      </w:r>
+    </w:p>
+    <w:p>
+      <w:pPr>
+        <w:pStyle w:val="ListParagraph"/>
+        <w:numPr>
+          <w:ilvl w:val="0"/>
+          <w:numId w:val="9"/>
+        </w:numPr>
+        <w:rPr>
+          <w:sz w:val="22"/>
+          <w:szCs w:val="22"/>
+        </w:rPr>
+      </w:pPr>
+      <w:r>
+        <w:rPr>
+          <w:b/>
+          <w:sz w:val="22"/>
+          <w:szCs w:val="22"/>
+        </w:rPr>
+        <w:t>296: My Source:</w:t>
+      </w:r>
+      <w:r>
+        <w:rPr>
+          <w:sz w:val="22"/>
+          <w:szCs w:val="22"/>
+        </w:rPr>
+        <w:t xml:space="preserve"> Network Data Structures</w:t>
+      </w:r>
+    </w:p>
+    <w:p>
+      <w:pPr>
+        <w:pStyle w:val="ListParagraph"/>
+        <w:numPr>
+          <w:ilvl w:val="0"/>
+          <w:numId w:val="9"/>
+        </w:numPr>
+        <w:rPr>
+          <w:sz w:val="22"/>
+          <w:szCs w:val="22"/>
+        </w:rPr>
+      </w:pPr>
+      <w:r>
+        <w:rPr>
+          <w:b/>
+          <w:sz w:val="22"/>
+          <w:szCs w:val="22"/>
+        </w:rPr>
+        <w:t>297: My Source:</w:t>
+      </w:r>
+      <w:r>
+        <w:rPr>
+          <w:sz w:val="22"/>
+          <w:szCs w:val="22"/>
+        </w:rPr>
+        <w:t xml:space="preserve"> Packet</w:t>
+      </w:r>
+    </w:p>
+    <w:p>
+      <w:pPr>
+        <w:pStyle w:val="ListParagraph"/>
+        <w:numPr>
+          <w:ilvl w:val="0"/>
+          <w:numId w:val="9"/>
+        </w:numPr>
+        <w:rPr>
+          <w:sz w:val="22"/>
+          <w:szCs w:val="22"/>
+        </w:rPr>
+      </w:pPr>
+      <w:r>
+        <w:rPr>
+          <w:b/>
+          <w:sz w:val="22"/>
+          <w:szCs w:val="22"/>
+        </w:rPr>
+        <w:t>298: My Source:</w:t>
+      </w:r>
+      <w:r>
+        <w:rPr>
+          <w:sz w:val="22"/>
+          <w:szCs w:val="22"/>
+        </w:rPr>
+        <w:t xml:space="preserve"> Frame</w:t>
+      </w:r>
+    </w:p>
+    <w:p>
+      <w:pPr>
+        <w:pStyle w:val="ListParagraph"/>
+        <w:numPr>
+          <w:ilvl w:val="0"/>
+          <w:numId w:val="9"/>
+        </w:numPr>
+        <w:rPr>
+          <w:sz w:val="22"/>
+          <w:szCs w:val="22"/>
+        </w:rPr>
+      </w:pPr>
+      <w:r>
+        <w:rPr>
+          <w:b/>
+          <w:sz w:val="22"/>
+          <w:szCs w:val="22"/>
+        </w:rPr>
+        <w:t>299: My Source:</w:t>
+      </w:r>
+      <w:r>
+        <w:rPr>
+          <w:sz w:val="22"/>
+          <w:szCs w:val="22"/>
+        </w:rPr>
+        <w:t xml:space="preserve"> Header</w:t>
+      </w:r>
+    </w:p>
+    <w:p>
+      <w:pPr>
+        <w:pStyle w:val="ListParagraph"/>
+        <w:numPr>
+          <w:ilvl w:val="0"/>
+          <w:numId w:val="9"/>
+        </w:numPr>
+        <w:rPr>
+          <w:sz w:val="22"/>
+          <w:szCs w:val="22"/>
+        </w:rPr>
+      </w:pPr>
+      <w:r>
+        <w:rPr>
+          <w:b/>
+          <w:sz w:val="22"/>
+          <w:szCs w:val="22"/>
+        </w:rPr>
+        <w:t>300: My Source:</w:t>
+      </w:r>
+      <w:r>
+        <w:rPr>
+          <w:sz w:val="22"/>
+          <w:szCs w:val="22"/>
+        </w:rPr>
+        <w:t xml:space="preserve"> Payload</w:t>
+      </w:r>
+    </w:p>
+    <w:p>
+      <w:pPr>
+        <w:pStyle w:val="ListParagraph"/>
+        <w:numPr>
+          <w:ilvl w:val="0"/>
+          <w:numId w:val="9"/>
+        </w:numPr>
+        <w:rPr>
+          <w:sz w:val="22"/>
+          <w:szCs w:val="22"/>
+        </w:rPr>
+      </w:pPr>
+      <w:r>
+        <w:rPr>
+          <w:b/>
+          <w:sz w:val="22"/>
+          <w:szCs w:val="22"/>
+        </w:rPr>
+        <w:t>301: My Source:</w:t>
+      </w:r>
+      <w:r>
+        <w:rPr>
+          <w:sz w:val="22"/>
+          <w:szCs w:val="22"/>
+        </w:rPr>
+        <w:t xml:space="preserve"> Segment</w:t>
+      </w:r>
+    </w:p>
+    <w:p>
+      <w:pPr>
+        <w:pStyle w:val="ListParagraph"/>
+        <w:numPr>
+          <w:ilvl w:val="0"/>
+          <w:numId w:val="9"/>
+        </w:numPr>
+        <w:rPr>
+          <w:sz w:val="22"/>
+          <w:szCs w:val="22"/>
+        </w:rPr>
+      </w:pPr>
+      <w:r>
+        <w:rPr>
+          <w:b/>
+          <w:sz w:val="22"/>
+          <w:szCs w:val="22"/>
+        </w:rPr>
+        <w:t>302: My Source:</w:t>
+      </w:r>
+      <w:r>
+        <w:rPr>
+          <w:sz w:val="22"/>
+          <w:szCs w:val="22"/>
+        </w:rPr>
+        <w:t xml:space="preserve"> Datagram</w:t>
+      </w:r>
+    </w:p>
+    <w:p>
+      <w:pPr>
+        <w:pStyle w:val="ListParagraph"/>
+        <w:numPr>
+          <w:ilvl w:val="0"/>
+          <w:numId w:val="9"/>
+        </w:numPr>
+        <w:rPr>
+          <w:sz w:val="22"/>
+          <w:szCs w:val="22"/>
+        </w:rPr>
+      </w:pPr>
+      <w:r>
+        <w:rPr>
+          <w:b/>
+          <w:sz w:val="22"/>
+          <w:szCs w:val="22"/>
+        </w:rPr>
+        <w:t>303: My Source:</w:t>
+      </w:r>
+      <w:r>
+        <w:rPr>
+          <w:sz w:val="22"/>
+          <w:szCs w:val="22"/>
+        </w:rPr>
+        <w:t xml:space="preserve"> Routes and Routing Table</w:t>
+      </w:r>
+    </w:p>
+    <w:p>
+      <w:pPr>
+        <w:pStyle w:val="ListParagraph"/>
+        <w:numPr>
+          <w:ilvl w:val="0"/>
+          <w:numId w:val="9"/>
+        </w:numPr>
+        <w:rPr>
+          <w:sz w:val="22"/>
+          <w:szCs w:val="22"/>
+        </w:rPr>
+      </w:pPr>
+      <w:r>
+        <w:rPr>
+          <w:b/>
+          <w:sz w:val="22"/>
+          <w:szCs w:val="22"/>
+        </w:rPr>
+        <w:t>304: My Source:</w:t>
+      </w:r>
+      <w:r>
+        <w:rPr>
+          <w:sz w:val="22"/>
+          <w:szCs w:val="22"/>
+        </w:rPr>
+        <w:t xml:space="preserve"> ARP Table</w:t>
+      </w:r>
+    </w:p>
+    <w:p>
+      <w:pPr>
+        <w:pStyle w:val="ListParagraph"/>
+        <w:numPr>
+          <w:ilvl w:val="0"/>
+          <w:numId w:val="9"/>
+        </w:numPr>
+        <w:rPr>
+          <w:sz w:val="22"/>
+          <w:szCs w:val="22"/>
+        </w:rPr>
+      </w:pPr>
+      <w:r>
+        <w:rPr>
+          <w:b/>
+          <w:sz w:val="22"/>
+          <w:szCs w:val="22"/>
+        </w:rPr>
+        <w:t>305: My Source:</w:t>
+      </w:r>
+      <w:r>
+        <w:rPr>
+          <w:sz w:val="22"/>
+          <w:szCs w:val="22"/>
+        </w:rPr>
+        <w:t xml:space="preserve"> Forwarding Table</w:t>
+      </w:r>
+    </w:p>
+    <w:p>
+      <w:pPr>
+        <w:pStyle w:val="ListParagraph"/>
+        <w:numPr>
+          <w:ilvl w:val="0"/>
+          <w:numId w:val="9"/>
+        </w:numPr>
+        <w:rPr>
+          <w:sz w:val="22"/>
+          <w:szCs w:val="22"/>
+        </w:rPr>
+      </w:pPr>
+      <w:r>
+        <w:rPr>
+          <w:b/>
+          <w:sz w:val="22"/>
+          <w:szCs w:val="22"/>
+        </w:rPr>
+        <w:t>306: My Source:</w:t>
+      </w:r>
+      <w:r>
+        <w:rPr>
+          <w:sz w:val="22"/>
+          <w:szCs w:val="22"/>
+        </w:rPr>
+        <w:t xml:space="preserve"> Topology Graph</w:t>
+      </w:r>
+    </w:p>
+    <w:p>
+      <w:pPr>
+        <w:pStyle w:val="ListParagraph"/>
+        <w:numPr>
+          <w:ilvl w:val="0"/>
+          <w:numId w:val="9"/>
+        </w:numPr>
+        <w:rPr>
+          <w:sz w:val="22"/>
+          <w:szCs w:val="22"/>
+        </w:rPr>
+      </w:pPr>
+      <w:r>
+        <w:rPr>
+          <w:b/>
+          <w:sz w:val="22"/>
+          <w:szCs w:val="22"/>
+        </w:rPr>
+        <w:t>307: My Source:</w:t>
+      </w:r>
+      <w:r>
+        <w:rPr>
+          <w:sz w:val="22"/>
+          <w:szCs w:val="22"/>
+        </w:rPr>
+        <w:t xml:space="preserve"> Types of Frames</w:t>
+      </w:r>
+    </w:p>
+    <w:p>
+      <w:pPr>
+        <w:pStyle w:val="ListParagraph"/>
+        <w:numPr>
+          <w:ilvl w:val="0"/>
+          <w:numId w:val="9"/>
+        </w:numPr>
+        <w:rPr>
+          <w:sz w:val="22"/>
+          <w:szCs w:val="22"/>
+        </w:rPr>
+      </w:pPr>
+      <w:r>
+        <w:rPr>
+          <w:b/>
+          <w:sz w:val="22"/>
+          <w:szCs w:val="22"/>
+        </w:rPr>
+        <w:t>308: My Source:</w:t>
+      </w:r>
+      <w:r>
+        <w:rPr>
+          <w:sz w:val="22"/>
+          <w:szCs w:val="22"/>
+        </w:rPr>
+        <w:t xml:space="preserve"> Ethernet Frame</w:t>
+      </w:r>
+    </w:p>
+    <w:p>
+      <w:pPr>
+        <w:pStyle w:val="ListParagraph"/>
+        <w:numPr>
+          <w:ilvl w:val="0"/>
+          <w:numId w:val="9"/>
+        </w:numPr>
+        <w:rPr>
+          <w:sz w:val="22"/>
+          <w:szCs w:val="22"/>
+        </w:rPr>
+      </w:pPr>
+      <w:r>
+        <w:rPr>
+          <w:b/>
+          <w:sz w:val="22"/>
+          <w:szCs w:val="22"/>
+        </w:rPr>
+        <w:lastRenderedPageBreak/>
+        <w:t>309: My Source:</w:t>
+      </w:r>
+      <w:r>
+        <w:rPr>
+          <w:sz w:val="22"/>
+          <w:szCs w:val="22"/>
+        </w:rPr>
+        <w:t xml:space="preserve"> Wi-Fi Frame</w:t>
+      </w:r>
+    </w:p>
+    <w:p>
+      <w:pPr>
+        <w:pStyle w:val="ListParagraph"/>
+        <w:numPr>
+          <w:ilvl w:val="0"/>
+          <w:numId w:val="9"/>
+        </w:numPr>
+        <w:rPr>
+          <w:sz w:val="22"/>
+          <w:szCs w:val="22"/>
+        </w:rPr>
+      </w:pPr>
+      <w:r>
+        <w:rPr>
+          <w:b/>
+          <w:sz w:val="22"/>
+          <w:szCs w:val="22"/>
+        </w:rPr>
+        <w:t>310: My Source:</w:t>
+      </w:r>
+      <w:r>
+        <w:rPr>
+          <w:sz w:val="22"/>
+          <w:szCs w:val="22"/>
+        </w:rPr>
+        <w:t xml:space="preserve"> PPP Frame</w:t>
+      </w:r>
+    </w:p>
+    <w:p>
+      <w:pPr>
+        <w:pStyle w:val="ListParagraph"/>
+        <w:numPr>
+          <w:ilvl w:val="0"/>
+          <w:numId w:val="9"/>
+        </w:numPr>
+        <w:rPr>
+          <w:sz w:val="22"/>
+          <w:szCs w:val="22"/>
+        </w:rPr>
+      </w:pPr>
+      <w:r>
+        <w:rPr>
+          <w:b/>
+          <w:sz w:val="22"/>
+          <w:szCs w:val="22"/>
+        </w:rPr>
+        <w:t>311: My Source:</w:t>
+      </w:r>
+      <w:r>
+        <w:rPr>
+          <w:sz w:val="22"/>
+          <w:szCs w:val="22"/>
+        </w:rPr>
+        <w:t xml:space="preserve"> HDLC Frame</w:t>
+      </w:r>
+    </w:p>
+    <w:p>
+      <w:pPr>
+        <w:pStyle w:val="ListParagraph"/>
+        <w:numPr>
+          <w:ilvl w:val="0"/>
+          <w:numId w:val="9"/>
+        </w:numPr>
+        <w:rPr>
+          <w:sz w:val="22"/>
+          <w:szCs w:val="22"/>
+        </w:rPr>
+      </w:pPr>
+      <w:r>
+        <w:rPr>
+          <w:b/>
+          <w:sz w:val="22"/>
+          <w:szCs w:val="22"/>
+        </w:rPr>
+        <w:t>312: My Source:</w:t>
+      </w:r>
+      <w:r>
+        <w:rPr>
+          <w:sz w:val="22"/>
+          <w:szCs w:val="22"/>
+        </w:rPr>
+        <w:t xml:space="preserve"> Frame Relay</w:t>
+      </w:r>
+    </w:p>
+    <w:p>
+      <w:pPr>
+        <w:pStyle w:val="ListParagraph"/>
+        <w:numPr>
+          <w:ilvl w:val="0"/>
+          <w:numId w:val="9"/>
+        </w:numPr>
+        <w:rPr>
+          <w:sz w:val="22"/>
+          <w:szCs w:val="22"/>
+        </w:rPr>
+      </w:pPr>
+      <w:r>
+        <w:rPr>
+          <w:b/>
+          <w:sz w:val="22"/>
+          <w:szCs w:val="22"/>
+        </w:rPr>
+        <w:t>313: My Source:</w:t>
+      </w:r>
+      <w:r>
+        <w:rPr>
+          <w:sz w:val="22"/>
+          <w:szCs w:val="22"/>
+        </w:rPr>
+        <w:t xml:space="preserve"> Types of Wi-Fi Frames</w:t>
+      </w:r>
+    </w:p>
+    <w:p>
+      <w:pPr>
+        <w:pStyle w:val="ListParagraph"/>
+        <w:numPr>
+          <w:ilvl w:val="0"/>
+          <w:numId w:val="9"/>
+        </w:numPr>
+        <w:rPr>
+          <w:sz w:val="22"/>
+          <w:szCs w:val="22"/>
+        </w:rPr>
+      </w:pPr>
+      <w:r>
+        <w:rPr>
+          <w:b/>
+          <w:sz w:val="22"/>
+          <w:szCs w:val="22"/>
+        </w:rPr>
+        <w:t>314: My Source:</w:t>
+      </w:r>
+      <w:r>
+        <w:rPr>
+          <w:sz w:val="22"/>
+          <w:szCs w:val="22"/>
+        </w:rPr>
+        <w:t xml:space="preserve"> Management Wi-Fi frames</w:t>
+      </w:r>
+    </w:p>
+    <w:p>
+      <w:pPr>
+        <w:pStyle w:val="ListParagraph"/>
+        <w:numPr>
+          <w:ilvl w:val="0"/>
+          <w:numId w:val="9"/>
+        </w:numPr>
+        <w:rPr>
+          <w:sz w:val="22"/>
+          <w:szCs w:val="22"/>
+        </w:rPr>
+      </w:pPr>
+      <w:r>
+        <w:rPr>
+          <w:b/>
+          <w:sz w:val="22"/>
+          <w:szCs w:val="22"/>
+        </w:rPr>
+        <w:t>315: My Source:</w:t>
+      </w:r>
+      <w:r>
+        <w:rPr>
+          <w:sz w:val="22"/>
+          <w:szCs w:val="22"/>
+        </w:rPr>
+        <w:t xml:space="preserve"> Control Wi-Fi frames</w:t>
+      </w:r>
+    </w:p>
+    <w:p>
+      <w:pPr>
+        <w:pStyle w:val="ListParagraph"/>
+        <w:numPr>
+          <w:ilvl w:val="0"/>
+          <w:numId w:val="9"/>
+        </w:numPr>
+        <w:rPr>
+          <w:sz w:val="22"/>
+          <w:szCs w:val="22"/>
+        </w:rPr>
+      </w:pPr>
+      <w:r>
+        <w:rPr>
+          <w:b/>
+          <w:sz w:val="22"/>
+          <w:szCs w:val="22"/>
+        </w:rPr>
+        <w:t>316: My Source:</w:t>
+      </w:r>
+      <w:r>
+        <w:rPr>
+          <w:sz w:val="22"/>
+          <w:szCs w:val="22"/>
+        </w:rPr>
+        <w:t xml:space="preserve"> Data Wi-Fi frames</w:t>
+      </w:r>
+    </w:p>
+    <w:p>
+      <w:pPr>
+        <w:pStyle w:val="ListParagraph"/>
+        <w:numPr>
+          <w:ilvl w:val="0"/>
+          <w:numId w:val="9"/>
+        </w:numPr>
+        <w:rPr>
+          <w:sz w:val="22"/>
+          <w:szCs w:val="22"/>
+        </w:rPr>
+      </w:pPr>
+      <w:r>
+        <w:rPr>
+          <w:b/>
+          <w:sz w:val="22"/>
+          <w:szCs w:val="22"/>
+        </w:rPr>
+        <w:t>317: My Source:</w:t>
+      </w:r>
+      <w:r>
+        <w:rPr>
+          <w:sz w:val="22"/>
+          <w:szCs w:val="22"/>
+        </w:rPr>
+        <w:t xml:space="preserve"> Types of HDLC Frames</w:t>
+      </w:r>
+    </w:p>
+    <w:p>
+      <w:pPr>
+        <w:pStyle w:val="ListParagraph"/>
+        <w:numPr>
+          <w:ilvl w:val="0"/>
+          <w:numId w:val="9"/>
+        </w:numPr>
+        <w:rPr>
+          <w:sz w:val="22"/>
+          <w:szCs w:val="22"/>
+        </w:rPr>
+      </w:pPr>
+      <w:r>
+        <w:rPr>
+          <w:b/>
+          <w:sz w:val="22"/>
+          <w:szCs w:val="22"/>
+        </w:rPr>
+        <w:t>318: My Source:</w:t>
+      </w:r>
+      <w:r>
+        <w:rPr>
+          <w:sz w:val="22"/>
+          <w:szCs w:val="22"/>
+        </w:rPr>
+        <w:t xml:space="preserve"> I-frame</w:t>
+      </w:r>
+    </w:p>
+    <w:p>
+      <w:pPr>
+        <w:pStyle w:val="ListParagraph"/>
+        <w:numPr>
+          <w:ilvl w:val="0"/>
+          <w:numId w:val="9"/>
+        </w:numPr>
+        <w:rPr>
+          <w:sz w:val="22"/>
+          <w:szCs w:val="22"/>
+        </w:rPr>
+      </w:pPr>
+      <w:r>
+        <w:rPr>
+          <w:b/>
+          <w:sz w:val="22"/>
+          <w:szCs w:val="22"/>
+        </w:rPr>
+        <w:t>319: My Source:</w:t>
+      </w:r>
+      <w:r>
+        <w:rPr>
+          <w:sz w:val="22"/>
+          <w:szCs w:val="22"/>
+        </w:rPr>
+        <w:t xml:space="preserve"> S-frames</w:t>
+      </w:r>
+    </w:p>
+    <w:p>
+      <w:pPr>
+        <w:pStyle w:val="ListParagraph"/>
+        <w:numPr>
+          <w:ilvl w:val="0"/>
+          <w:numId w:val="9"/>
+        </w:numPr>
+        <w:rPr>
+          <w:sz w:val="22"/>
+          <w:szCs w:val="22"/>
+        </w:rPr>
+      </w:pPr>
+      <w:r>
+        <w:rPr>
+          <w:b/>
+          <w:sz w:val="22"/>
+          <w:szCs w:val="22"/>
+        </w:rPr>
+        <w:t>320: My Source:</w:t>
+      </w:r>
+      <w:r>
+        <w:rPr>
+          <w:sz w:val="22"/>
+          <w:szCs w:val="22"/>
+        </w:rPr>
+        <w:t xml:space="preserve"> U-frames</w:t>
+      </w:r>
+    </w:p>
+    <w:p>
+      <w:pPr>
+        <w:pStyle w:val="ListParagraph"/>
+        <w:numPr>
+          <w:ilvl w:val="0"/>
+          <w:numId w:val="9"/>
+        </w:numPr>
+        <w:rPr>
+          <w:sz w:val="22"/>
+          <w:szCs w:val="22"/>
+        </w:rPr>
+      </w:pPr>
+      <w:r>
+        <w:rPr>
+          <w:b/>
+          <w:sz w:val="22"/>
+          <w:szCs w:val="22"/>
+        </w:rPr>
+        <w:t>321: My Source:</w:t>
+      </w:r>
+      <w:r>
+        <w:rPr>
+          <w:sz w:val="22"/>
+          <w:szCs w:val="22"/>
+        </w:rPr>
+        <w:t xml:space="preserve"> Types of Routes</w:t>
+      </w:r>
+    </w:p>
+    <w:p>
+      <w:pPr>
+        <w:pStyle w:val="ListParagraph"/>
+        <w:numPr>
+          <w:ilvl w:val="0"/>
+          <w:numId w:val="9"/>
+        </w:numPr>
+        <w:rPr>
+          <w:sz w:val="22"/>
+          <w:szCs w:val="22"/>
+        </w:rPr>
+      </w:pPr>
+      <w:r>
+        <w:rPr>
+          <w:b/>
+          <w:sz w:val="22"/>
+          <w:szCs w:val="22"/>
+        </w:rPr>
+        <w:t>322: My Source:</w:t>
+      </w:r>
+      <w:r>
+        <w:rPr>
+          <w:sz w:val="22"/>
+          <w:szCs w:val="22"/>
+        </w:rPr>
+        <w:t xml:space="preserve"> Connected Route</w:t>
+      </w:r>
+    </w:p>
+    <w:p>
+      <w:pPr>
+        <w:pStyle w:val="ListParagraph"/>
+        <w:numPr>
+          <w:ilvl w:val="0"/>
+          <w:numId w:val="9"/>
+        </w:numPr>
+        <w:rPr>
+          <w:sz w:val="22"/>
+          <w:szCs w:val="22"/>
+        </w:rPr>
+      </w:pPr>
+      <w:r>
+        <w:rPr>
+          <w:b/>
+          <w:sz w:val="22"/>
+          <w:szCs w:val="22"/>
+        </w:rPr>
+        <w:t>323: My Source:</w:t>
+      </w:r>
+      <w:r>
+        <w:rPr>
+          <w:sz w:val="22"/>
+          <w:szCs w:val="22"/>
+        </w:rPr>
+        <w:t xml:space="preserve"> Static Route</w:t>
+      </w:r>
+    </w:p>
+    <w:p>
+      <w:pPr>
+        <w:pStyle w:val="ListParagraph"/>
+        <w:numPr>
+          <w:ilvl w:val="0"/>
+          <w:numId w:val="9"/>
+        </w:numPr>
+        <w:rPr>
+          <w:sz w:val="22"/>
+          <w:szCs w:val="22"/>
+        </w:rPr>
+      </w:pPr>
+      <w:r>
+        <w:rPr>
+          <w:b/>
+          <w:sz w:val="22"/>
+          <w:szCs w:val="22"/>
+        </w:rPr>
+        <w:t>324: My Source:</w:t>
+      </w:r>
+      <w:r>
+        <w:rPr>
+          <w:sz w:val="22"/>
+          <w:szCs w:val="22"/>
+        </w:rPr>
+        <w:t xml:space="preserve"> Dynamic Route</w:t>
+      </w:r>
+    </w:p>
+    <w:p>
+      <w:pPr>
+        <w:pStyle w:val="ListParagraph"/>
+        <w:numPr>
+          <w:ilvl w:val="0"/>
+          <w:numId w:val="9"/>
+        </w:numPr>
+        <w:rPr>
+          <w:sz w:val="22"/>
+          <w:szCs w:val="22"/>
+        </w:rPr>
+      </w:pPr>
+      <w:r>
+        <w:rPr>
+          <w:b/>
+          <w:sz w:val="22"/>
+          <w:szCs w:val="22"/>
+        </w:rPr>
+        <w:t>325: My Source:</w:t>
+      </w:r>
+      <w:r>
+        <w:rPr>
+          <w:sz w:val="22"/>
+          <w:szCs w:val="22"/>
+        </w:rPr>
+        <w:t xml:space="preserve"> Default Route</w:t>
+      </w:r>
+    </w:p>
+    <w:p>
+      <w:pPr>
+        <w:pStyle w:val="ListParagraph"/>
+        <w:numPr>
+          <w:ilvl w:val="0"/>
+          <w:numId w:val="9"/>
+        </w:numPr>
+        <w:rPr>
+          <w:sz w:val="22"/>
+          <w:szCs w:val="22"/>
+        </w:rPr>
+      </w:pPr>
+      <w:r>
+        <w:rPr>
+          <w:b/>
+          <w:sz w:val="22"/>
+          <w:szCs w:val="22"/>
+        </w:rPr>
+        <w:t>326: My Source:</w:t>
+      </w:r>
+      <w:r>
+        <w:rPr>
+          <w:sz w:val="22"/>
+          <w:szCs w:val="22"/>
+        </w:rPr>
+        <w:t xml:space="preserve"> Types of ARP Entries</w:t>
+      </w:r>
+    </w:p>
+    <w:p>
+      <w:pPr>
+        <w:pStyle w:val="ListParagraph"/>
+        <w:numPr>
+          <w:ilvl w:val="0"/>
+          <w:numId w:val="9"/>
+        </w:numPr>
+        <w:rPr>
+          <w:sz w:val="22"/>
+          <w:szCs w:val="22"/>
+        </w:rPr>
+      </w:pPr>
+      <w:r>
+        <w:rPr>
+          <w:b/>
+          <w:sz w:val="22"/>
+          <w:szCs w:val="22"/>
+        </w:rPr>
+        <w:t>327: My Source:</w:t>
+      </w:r>
+      <w:r>
+        <w:rPr>
+          <w:sz w:val="22"/>
+          <w:szCs w:val="22"/>
+        </w:rPr>
+        <w:t xml:space="preserve"> ARP Entries – Dynamic</w:t>
+      </w:r>
+    </w:p>
+    <w:p>
+      <w:pPr>
+        <w:pStyle w:val="ListParagraph"/>
+        <w:numPr>
+          <w:ilvl w:val="0"/>
+          <w:numId w:val="9"/>
+        </w:numPr>
+        <w:rPr>
+          <w:sz w:val="22"/>
+          <w:szCs w:val="22"/>
+        </w:rPr>
+      </w:pPr>
+      <w:r>
+        <w:rPr>
+          <w:b/>
+          <w:sz w:val="22"/>
+          <w:szCs w:val="22"/>
+        </w:rPr>
+        <w:t>328: My Source:</w:t>
+      </w:r>
+      <w:r>
+        <w:rPr>
+          <w:sz w:val="22"/>
+          <w:szCs w:val="22"/>
+        </w:rPr>
+        <w:t xml:space="preserve"> ARP Entries – Static</w:t>
+      </w:r>
+    </w:p>
+    <w:p>
+      <w:pPr>
+        <w:pStyle w:val="ListParagraph"/>
+        <w:numPr>
+          <w:ilvl w:val="0"/>
+          <w:numId w:val="9"/>
+        </w:numPr>
+        <w:rPr>
+          <w:sz w:val="22"/>
+          <w:szCs w:val="22"/>
+        </w:rPr>
+      </w:pPr>
+      <w:r>
+        <w:rPr>
+          <w:b/>
+          <w:sz w:val="22"/>
+          <w:szCs w:val="22"/>
+        </w:rPr>
+        <w:t>329: My Source:</w:t>
+      </w:r>
+      <w:r>
+        <w:rPr>
+          <w:sz w:val="22"/>
+          <w:szCs w:val="22"/>
+        </w:rPr>
+        <w:t xml:space="preserve"> Bandwidth</w:t>
+      </w:r>
+    </w:p>
+    <w:p>
+      <w:pPr>
+        <w:pStyle w:val="ListParagraph"/>
+        <w:numPr>
+          <w:ilvl w:val="0"/>
+          <w:numId w:val="9"/>
+        </w:numPr>
+        <w:rPr>
+          <w:sz w:val="22"/>
+          <w:szCs w:val="22"/>
+        </w:rPr>
+      </w:pPr>
+      <w:r>
+        <w:rPr>
+          <w:b/>
+          <w:sz w:val="22"/>
+          <w:szCs w:val="22"/>
+        </w:rPr>
+        <w:t>330: My Source:</w:t>
+      </w:r>
+      <w:r>
+        <w:rPr>
+          <w:sz w:val="22"/>
+          <w:szCs w:val="22"/>
+        </w:rPr>
+        <w:t xml:space="preserve"> Throughput</w:t>
+      </w:r>
+    </w:p>
+    <w:p>
+      <w:pPr>
+        <w:pStyle w:val="ListParagraph"/>
+        <w:numPr>
+          <w:ilvl w:val="0"/>
+          <w:numId w:val="9"/>
+        </w:numPr>
+        <w:rPr>
+          <w:sz w:val="22"/>
+          <w:szCs w:val="22"/>
+        </w:rPr>
+      </w:pPr>
+      <w:r>
+        <w:rPr>
+          <w:b/>
+          <w:sz w:val="22"/>
+          <w:szCs w:val="22"/>
+        </w:rPr>
+        <w:t>331: My Source:</w:t>
+      </w:r>
+      <w:r>
+        <w:rPr>
+          <w:sz w:val="22"/>
+          <w:szCs w:val="22"/>
+        </w:rPr>
+        <w:t xml:space="preserve"> Latency</w:t>
+      </w:r>
+    </w:p>
+    <w:p>
+      <w:pPr>
+        <w:pStyle w:val="ListParagraph"/>
+        <w:numPr>
+          <w:ilvl w:val="0"/>
+          <w:numId w:val="9"/>
+        </w:numPr>
+        <w:rPr>
+          <w:sz w:val="22"/>
+          <w:szCs w:val="22"/>
+        </w:rPr>
+      </w:pPr>
+      <w:r>
+        <w:rPr>
+          <w:b/>
+          <w:sz w:val="22"/>
+          <w:szCs w:val="22"/>
+        </w:rPr>
+        <w:t>332: My Source:</w:t>
+      </w:r>
+      <w:r>
+        <w:rPr>
+          <w:sz w:val="22"/>
+          <w:szCs w:val="22"/>
+        </w:rPr>
+        <w:t xml:space="preserve"> Packet Loss</w:t>
+      </w:r>
+    </w:p>
+    <w:p>
+      <w:pPr>
+        <w:pStyle w:val="ListParagraph"/>
+        <w:numPr>
+          <w:ilvl w:val="0"/>
+          <w:numId w:val="9"/>
+        </w:numPr>
+        <w:rPr>
+          <w:sz w:val="22"/>
+          <w:szCs w:val="22"/>
+        </w:rPr>
+      </w:pPr>
+      <w:r>
+        <w:rPr>
+          <w:b/>
+          <w:sz w:val="22"/>
+          <w:szCs w:val="22"/>
+        </w:rPr>
+        <w:t>333: My Source:</w:t>
+      </w:r>
+      <w:r>
+        <w:rPr>
+          <w:sz w:val="22"/>
+          <w:szCs w:val="22"/>
+        </w:rPr>
+        <w:t xml:space="preserve"> Jitter</w:t>
+      </w:r>
+    </w:p>
+    <w:p>
+      <w:pPr>
+        <w:pStyle w:val="ListParagraph"/>
+        <w:numPr>
+          <w:ilvl w:val="0"/>
+          <w:numId w:val="9"/>
+        </w:numPr>
+        <w:rPr>
+          <w:sz w:val="22"/>
+          <w:szCs w:val="22"/>
+        </w:rPr>
+      </w:pPr>
+      <w:r>
+        <w:rPr>
+          <w:b/>
+          <w:sz w:val="22"/>
+          <w:szCs w:val="22"/>
+        </w:rPr>
+        <w:t>334: My Source:</w:t>
+      </w:r>
+      <w:r>
+        <w:rPr>
+          <w:sz w:val="22"/>
+          <w:szCs w:val="22"/>
+        </w:rPr>
+        <w:t xml:space="preserve"> Traffic Flow</w:t>
+      </w:r>
+    </w:p>
+    <w:p>
+      <w:pPr>
+        <w:pStyle w:val="ListParagraph"/>
+        <w:numPr>
+          <w:ilvl w:val="0"/>
+          <w:numId w:val="9"/>
+        </w:numPr>
+        <w:rPr>
+          <w:sz w:val="22"/>
+          <w:szCs w:val="22"/>
+        </w:rPr>
+      </w:pPr>
+      <w:r>
+        <w:rPr>
+          <w:b/>
+          <w:sz w:val="22"/>
+          <w:szCs w:val="22"/>
+        </w:rPr>
+        <w:t>335: My Source:</w:t>
+      </w:r>
+      <w:r>
+        <w:rPr>
+          <w:sz w:val="22"/>
+          <w:szCs w:val="22"/>
+        </w:rPr>
+        <w:t xml:space="preserve"> Overloaded</w:t>
+      </w:r>
+    </w:p>
+    <w:p>
+      <w:pPr>
+        <w:pStyle w:val="ListParagraph"/>
+        <w:numPr>
+          <w:ilvl w:val="0"/>
+          <w:numId w:val="9"/>
+        </w:numPr>
+        <w:rPr>
+          <w:sz w:val="22"/>
+          <w:szCs w:val="22"/>
+        </w:rPr>
+      </w:pPr>
+      <w:r>
+        <w:rPr>
+          <w:b/>
+          <w:sz w:val="22"/>
+          <w:szCs w:val="22"/>
+        </w:rPr>
+        <w:t>336: My Source:</w:t>
+      </w:r>
+      <w:r>
+        <w:rPr>
+          <w:sz w:val="22"/>
+          <w:szCs w:val="22"/>
+        </w:rPr>
+        <w:t xml:space="preserve"> load balancing and Load Balancer</w:t>
+      </w:r>
+    </w:p>
+    <w:p>
+      <w:pPr>
+        <w:pStyle w:val="ListParagraph"/>
+        <w:numPr>
+          <w:ilvl w:val="0"/>
+          <w:numId w:val="9"/>
+        </w:numPr>
+        <w:rPr>
+          <w:sz w:val="22"/>
+          <w:szCs w:val="22"/>
+        </w:rPr>
+      </w:pPr>
+      <w:r>
+        <w:rPr>
+          <w:b/>
+          <w:sz w:val="22"/>
+          <w:szCs w:val="22"/>
+        </w:rPr>
+        <w:t>337: My Source:</w:t>
+      </w:r>
+      <w:r>
+        <w:rPr>
+          <w:sz w:val="22"/>
+          <w:szCs w:val="22"/>
+        </w:rPr>
+        <w:t xml:space="preserve"> Real-Time Network Traffic</w:t>
+      </w:r>
+    </w:p>
+    <w:p>
+      <w:pPr>
+        <w:pStyle w:val="ListParagraph"/>
+        <w:numPr>
+          <w:ilvl w:val="0"/>
+          <w:numId w:val="9"/>
+        </w:numPr>
+        <w:rPr>
+          <w:sz w:val="22"/>
+          <w:szCs w:val="22"/>
+        </w:rPr>
+      </w:pPr>
+      <w:r>
+        <w:rPr>
+          <w:b/>
+          <w:sz w:val="22"/>
+          <w:szCs w:val="22"/>
+        </w:rPr>
+        <w:t>338: My Source:</w:t>
+      </w:r>
+      <w:r>
+        <w:rPr>
+          <w:sz w:val="22"/>
+          <w:szCs w:val="22"/>
+        </w:rPr>
+        <w:t xml:space="preserve"> Voice Traffic</w:t>
+      </w:r>
+    </w:p>
+    <w:p>
+      <w:pPr>
+        <w:pStyle w:val="ListParagraph"/>
+        <w:numPr>
+          <w:ilvl w:val="0"/>
+          <w:numId w:val="9"/>
+        </w:numPr>
+        <w:rPr>
+          <w:sz w:val="22"/>
+          <w:szCs w:val="22"/>
+        </w:rPr>
+      </w:pPr>
+      <w:r>
+        <w:rPr>
+          <w:b/>
+          <w:sz w:val="22"/>
+          <w:szCs w:val="22"/>
+        </w:rPr>
+        <w:t>339: My Source:</w:t>
+      </w:r>
+      <w:r>
+        <w:rPr>
+          <w:sz w:val="22"/>
+          <w:szCs w:val="22"/>
+        </w:rPr>
+        <w:t xml:space="preserve"> VPN Traffic</w:t>
+      </w:r>
+    </w:p>
+    <w:p>
+      <w:pPr>
+        <w:pStyle w:val="ListParagraph"/>
+        <w:numPr>
+          <w:ilvl w:val="0"/>
+          <w:numId w:val="9"/>
+        </w:numPr>
+        <w:rPr>
+          <w:sz w:val="22"/>
+          <w:szCs w:val="22"/>
+        </w:rPr>
+      </w:pPr>
+      <w:r>
+        <w:rPr>
+          <w:b/>
+          <w:sz w:val="22"/>
+          <w:szCs w:val="22"/>
+        </w:rPr>
+        <w:t>340: My Source:</w:t>
+      </w:r>
+      <w:r>
+        <w:rPr>
+          <w:sz w:val="22"/>
+          <w:szCs w:val="22"/>
+        </w:rPr>
+        <w:t xml:space="preserve"> Network congestion</w:t>
+      </w:r>
+    </w:p>
+    <w:p>
+      <w:pPr>
+        <w:pStyle w:val="ListParagraph"/>
+        <w:numPr>
+          <w:ilvl w:val="0"/>
+          <w:numId w:val="9"/>
+        </w:numPr>
+        <w:rPr>
+          <w:sz w:val="22"/>
+          <w:szCs w:val="22"/>
+        </w:rPr>
+      </w:pPr>
+      <w:r>
+        <w:rPr>
+          <w:b/>
+          <w:sz w:val="22"/>
+          <w:szCs w:val="22"/>
+        </w:rPr>
+        <w:t>341: My Source:</w:t>
+      </w:r>
+      <w:r>
+        <w:rPr>
+          <w:sz w:val="22"/>
+          <w:szCs w:val="22"/>
+        </w:rPr>
+        <w:t xml:space="preserve"> Network Lag</w:t>
+      </w:r>
+    </w:p>
+    <w:p>
+      <w:pPr>
+        <w:pStyle w:val="ListParagraph"/>
+        <w:numPr>
+          <w:ilvl w:val="0"/>
+          <w:numId w:val="9"/>
+        </w:numPr>
+        <w:rPr>
+          <w:sz w:val="22"/>
+          <w:szCs w:val="22"/>
+        </w:rPr>
+      </w:pPr>
+      <w:r>
+        <w:rPr>
+          <w:b/>
+          <w:sz w:val="22"/>
+          <w:szCs w:val="22"/>
+        </w:rPr>
+        <w:t>342: My Source:</w:t>
+      </w:r>
+      <w:r>
+        <w:rPr>
+          <w:sz w:val="22"/>
+          <w:szCs w:val="22"/>
+        </w:rPr>
+        <w:t xml:space="preserve"> Types of Load Balancing Algorithms</w:t>
+      </w:r>
+    </w:p>
+    <w:p>
+      <w:pPr>
+        <w:pStyle w:val="ListParagraph"/>
+        <w:numPr>
+          <w:ilvl w:val="0"/>
+          <w:numId w:val="9"/>
+        </w:numPr>
+        <w:rPr>
+          <w:sz w:val="22"/>
+          <w:szCs w:val="22"/>
+        </w:rPr>
+      </w:pPr>
+      <w:r>
+        <w:rPr>
+          <w:b/>
+          <w:sz w:val="22"/>
+          <w:szCs w:val="22"/>
+        </w:rPr>
+        <w:t>343: My Source:</w:t>
+      </w:r>
+      <w:r>
+        <w:rPr>
+          <w:sz w:val="22"/>
+          <w:szCs w:val="22"/>
+        </w:rPr>
+        <w:t xml:space="preserve"> Round Robin</w:t>
+      </w:r>
+    </w:p>
+    <w:p>
+      <w:pPr>
+        <w:pStyle w:val="ListParagraph"/>
+        <w:numPr>
+          <w:ilvl w:val="0"/>
+          <w:numId w:val="9"/>
+        </w:numPr>
+        <w:rPr>
+          <w:sz w:val="22"/>
+          <w:szCs w:val="22"/>
+        </w:rPr>
+      </w:pPr>
+      <w:r>
+        <w:rPr>
+          <w:b/>
+          <w:sz w:val="22"/>
+          <w:szCs w:val="22"/>
+        </w:rPr>
+        <w:t>344: My Source:</w:t>
+      </w:r>
+      <w:r>
+        <w:rPr>
+          <w:sz w:val="22"/>
+          <w:szCs w:val="22"/>
+        </w:rPr>
+        <w:t xml:space="preserve"> Least Connections</w:t>
+      </w:r>
+    </w:p>
+    <w:p>
+      <w:pPr>
+        <w:pStyle w:val="ListParagraph"/>
+        <w:numPr>
+          <w:ilvl w:val="0"/>
+          <w:numId w:val="9"/>
+        </w:numPr>
+        <w:rPr>
+          <w:sz w:val="22"/>
+          <w:szCs w:val="22"/>
+        </w:rPr>
+      </w:pPr>
+      <w:r>
+        <w:rPr>
+          <w:b/>
+          <w:sz w:val="22"/>
+          <w:szCs w:val="22"/>
+        </w:rPr>
+        <w:t>345: My Source:</w:t>
+      </w:r>
+      <w:r>
+        <w:rPr>
+          <w:sz w:val="22"/>
+          <w:szCs w:val="22"/>
+        </w:rPr>
+        <w:t xml:space="preserve"> IP Hash</w:t>
+      </w:r>
+    </w:p>
+    <w:p>
+      <w:pPr>
+        <w:pStyle w:val="ListParagraph"/>
+        <w:numPr>
+          <w:ilvl w:val="0"/>
+          <w:numId w:val="9"/>
+        </w:numPr>
+        <w:rPr>
+          <w:sz w:val="22"/>
+          <w:szCs w:val="22"/>
+        </w:rPr>
+      </w:pPr>
+      <w:r>
+        <w:rPr>
+          <w:b/>
+          <w:sz w:val="22"/>
+          <w:szCs w:val="22"/>
+        </w:rPr>
+        <w:t>346: My Source:</w:t>
+      </w:r>
+      <w:r>
+        <w:rPr>
+          <w:sz w:val="22"/>
+          <w:szCs w:val="22"/>
+        </w:rPr>
+        <w:t xml:space="preserve"> Weighted</w:t>
+      </w:r>
+    </w:p>
+    <w:p>
+      <w:pPr>
+        <w:pStyle w:val="ListParagraph"/>
+        <w:numPr>
+          <w:ilvl w:val="0"/>
+          <w:numId w:val="9"/>
+        </w:numPr>
+        <w:rPr>
+          <w:sz w:val="22"/>
+          <w:szCs w:val="22"/>
+        </w:rPr>
+      </w:pPr>
+      <w:r>
+        <w:rPr>
+          <w:b/>
+          <w:sz w:val="22"/>
+          <w:szCs w:val="22"/>
+        </w:rPr>
+        <w:t>347: My Source:</w:t>
+      </w:r>
+      <w:r>
+        <w:rPr>
+          <w:sz w:val="22"/>
+          <w:szCs w:val="22"/>
+        </w:rPr>
+        <w:t xml:space="preserve"> Geo-based</w:t>
+      </w:r>
+    </w:p>
+    <w:p>
+      <w:pPr>
+        <w:pStyle w:val="ListParagraph"/>
+        <w:numPr>
+          <w:ilvl w:val="0"/>
+          <w:numId w:val="9"/>
+        </w:numPr>
+        <w:rPr>
+          <w:sz w:val="22"/>
+          <w:szCs w:val="22"/>
+        </w:rPr>
+      </w:pPr>
+      <w:r>
+        <w:rPr>
+          <w:b/>
+          <w:sz w:val="22"/>
+          <w:szCs w:val="22"/>
+        </w:rPr>
+        <w:t>348: My Source:</w:t>
+      </w:r>
+      <w:r>
+        <w:rPr>
+          <w:sz w:val="22"/>
+          <w:szCs w:val="22"/>
+        </w:rPr>
+        <w:t xml:space="preserve"> Autonomous system</w:t>
+      </w:r>
+    </w:p>
+    <w:p>
+      <w:pPr>
+        <w:pStyle w:val="ListParagraph"/>
+        <w:numPr>
+          <w:ilvl w:val="0"/>
+          <w:numId w:val="9"/>
+        </w:numPr>
+        <w:rPr>
+          <w:sz w:val="22"/>
+          <w:szCs w:val="22"/>
+        </w:rPr>
+      </w:pPr>
+      <w:r>
+        <w:rPr>
+          <w:b/>
+          <w:sz w:val="22"/>
+          <w:szCs w:val="22"/>
+        </w:rPr>
+        <w:t>349: My Source:</w:t>
+      </w:r>
+      <w:r>
+        <w:rPr>
+          <w:sz w:val="22"/>
+          <w:szCs w:val="22"/>
+        </w:rPr>
+        <w:t xml:space="preserve"> Routing Policy</w:t>
+      </w:r>
+    </w:p>
+    <w:p>
+      <w:pPr>
+        <w:pStyle w:val="ListParagraph"/>
+        <w:numPr>
+          <w:ilvl w:val="0"/>
+          <w:numId w:val="9"/>
+        </w:numPr>
+        <w:rPr>
+          <w:sz w:val="22"/>
+          <w:szCs w:val="22"/>
+        </w:rPr>
+      </w:pPr>
+      <w:r>
+        <w:rPr>
+          <w:b/>
+          <w:sz w:val="22"/>
+          <w:szCs w:val="22"/>
+        </w:rPr>
+        <w:lastRenderedPageBreak/>
+        <w:t>350: My Source:</w:t>
+      </w:r>
+      <w:r>
+        <w:rPr>
+          <w:sz w:val="22"/>
+          <w:szCs w:val="22"/>
+        </w:rPr>
+        <w:t xml:space="preserve"> AS Path</w:t>
+      </w:r>
+    </w:p>
+    <w:p>
+      <w:pPr>
+        <w:pStyle w:val="ListParagraph"/>
+        <w:numPr>
+          <w:ilvl w:val="0"/>
+          <w:numId w:val="9"/>
+        </w:numPr>
+        <w:rPr>
+          <w:sz w:val="22"/>
+          <w:szCs w:val="22"/>
+        </w:rPr>
+      </w:pPr>
+      <w:r>
+        <w:rPr>
+          <w:b/>
+          <w:sz w:val="22"/>
+          <w:szCs w:val="22"/>
+        </w:rPr>
+        <w:t>351: My Source:</w:t>
+      </w:r>
+      <w:r>
+        <w:rPr>
+          <w:sz w:val="22"/>
+          <w:szCs w:val="22"/>
+        </w:rPr>
+        <w:t xml:space="preserve"> Types of Autonomous Systems</w:t>
+      </w:r>
+    </w:p>
+    <w:p>
+      <w:pPr>
+        <w:pStyle w:val="ListParagraph"/>
+        <w:numPr>
+          <w:ilvl w:val="0"/>
+          <w:numId w:val="9"/>
+        </w:numPr>
+        <w:rPr>
+          <w:sz w:val="22"/>
+          <w:szCs w:val="22"/>
+        </w:rPr>
+      </w:pPr>
+      <w:r>
+        <w:rPr>
+          <w:b/>
+          <w:sz w:val="22"/>
+          <w:szCs w:val="22"/>
+        </w:rPr>
+        <w:t>352: My Source:</w:t>
+      </w:r>
+      <w:r>
+        <w:rPr>
+          <w:sz w:val="22"/>
+          <w:szCs w:val="22"/>
+        </w:rPr>
+        <w:t xml:space="preserve"> Single-homed AS</w:t>
+      </w:r>
+    </w:p>
+    <w:p>
+      <w:pPr>
+        <w:pStyle w:val="ListParagraph"/>
+        <w:numPr>
+          <w:ilvl w:val="0"/>
+          <w:numId w:val="9"/>
+        </w:numPr>
+        <w:rPr>
+          <w:sz w:val="22"/>
+          <w:szCs w:val="22"/>
+        </w:rPr>
+      </w:pPr>
+      <w:r>
+        <w:rPr>
+          <w:b/>
+          <w:sz w:val="22"/>
+          <w:szCs w:val="22"/>
+        </w:rPr>
+        <w:t>353: My Source:</w:t>
+      </w:r>
+      <w:r>
+        <w:rPr>
+          <w:sz w:val="22"/>
+          <w:szCs w:val="22"/>
+        </w:rPr>
+        <w:t xml:space="preserve"> Multi-Homed AS</w:t>
+      </w:r>
+    </w:p>
+    <w:p>
+      <w:pPr>
+        <w:pStyle w:val="ListParagraph"/>
+        <w:numPr>
+          <w:ilvl w:val="0"/>
+          <w:numId w:val="9"/>
+        </w:numPr>
+        <w:rPr>
+          <w:sz w:val="22"/>
+          <w:szCs w:val="22"/>
+        </w:rPr>
+      </w:pPr>
+      <w:r>
+        <w:rPr>
+          <w:b/>
+          <w:sz w:val="22"/>
+          <w:szCs w:val="22"/>
+        </w:rPr>
+        <w:t>354: My Source:</w:t>
+      </w:r>
+      <w:r>
+        <w:rPr>
+          <w:sz w:val="22"/>
+          <w:szCs w:val="22"/>
+        </w:rPr>
+        <w:t xml:space="preserve"> Dual-homed AS</w:t>
+      </w:r>
+    </w:p>
+    <w:p>
+      <w:pPr>
+        <w:pStyle w:val="ListParagraph"/>
+        <w:numPr>
+          <w:ilvl w:val="0"/>
+          <w:numId w:val="9"/>
+        </w:numPr>
+        <w:rPr>
+          <w:sz w:val="22"/>
+          <w:szCs w:val="22"/>
+        </w:rPr>
+      </w:pPr>
+      <w:r>
+        <w:rPr>
+          <w:b/>
+          <w:sz w:val="22"/>
+          <w:szCs w:val="22"/>
+        </w:rPr>
+        <w:t>355: My Source:</w:t>
+      </w:r>
+      <w:r>
+        <w:rPr>
+          <w:sz w:val="22"/>
+          <w:szCs w:val="22"/>
+        </w:rPr>
+        <w:t xml:space="preserve"> Transit AS</w:t>
+      </w:r>
+    </w:p>
+    <w:p>
+      <w:pPr>
+        <w:pStyle w:val="ListParagraph"/>
+        <w:numPr>
+          <w:ilvl w:val="0"/>
+          <w:numId w:val="9"/>
+        </w:numPr>
+        <w:rPr>
+          <w:sz w:val="22"/>
+          <w:szCs w:val="22"/>
+        </w:rPr>
+      </w:pPr>
+      <w:r>
+        <w:rPr>
+          <w:b/>
+          <w:sz w:val="22"/>
+          <w:szCs w:val="22"/>
+        </w:rPr>
+        <w:t>356: My Source:</w:t>
+      </w:r>
+      <w:r>
+        <w:rPr>
+          <w:sz w:val="22"/>
+          <w:szCs w:val="22"/>
+        </w:rPr>
+        <w:t xml:space="preserve"> Stub AS</w:t>
+      </w:r>
+    </w:p>
+    <w:p>
+      <w:pPr>
+        <w:pStyle w:val="ListParagraph"/>
+        <w:numPr>
+          <w:ilvl w:val="0"/>
+          <w:numId w:val="9"/>
+        </w:numPr>
+        <w:rPr>
+          <w:sz w:val="22"/>
+          <w:szCs w:val="22"/>
+        </w:rPr>
+      </w:pPr>
+      <w:r>
+        <w:rPr>
+          <w:b/>
+          <w:sz w:val="22"/>
+          <w:szCs w:val="22"/>
+        </w:rPr>
+        <w:t>357: My Source:</w:t>
+      </w:r>
+      <w:r>
+        <w:rPr>
+          <w:sz w:val="22"/>
+          <w:szCs w:val="22"/>
+        </w:rPr>
+        <w:t xml:space="preserve"> ASN (Autonomous System Number)</w:t>
+      </w:r>
+    </w:p>
+    <w:p>
+      <w:pPr>
+        <w:pStyle w:val="ListParagraph"/>
+        <w:numPr>
+          <w:ilvl w:val="0"/>
+          <w:numId w:val="9"/>
+        </w:numPr>
+        <w:rPr>
+          <w:sz w:val="22"/>
+          <w:szCs w:val="22"/>
+        </w:rPr>
+      </w:pPr>
+      <w:r>
+        <w:rPr>
+          <w:b/>
+          <w:sz w:val="22"/>
+          <w:szCs w:val="22"/>
+        </w:rPr>
+        <w:t>358: My Source:</w:t>
+      </w:r>
+      <w:r>
+        <w:rPr>
+          <w:sz w:val="22"/>
+          <w:szCs w:val="22"/>
+        </w:rPr>
+        <w:t xml:space="preserve"> Single Administrative Domain</w:t>
+      </w:r>
+    </w:p>
+    <w:p>
+      <w:pPr>
+        <w:pStyle w:val="ListParagraph"/>
+        <w:numPr>
+          <w:ilvl w:val="0"/>
+          <w:numId w:val="9"/>
+        </w:numPr>
+        <w:rPr>
+          <w:sz w:val="22"/>
+          <w:szCs w:val="22"/>
+        </w:rPr>
+      </w:pPr>
+      <w:r>
+        <w:rPr>
+          <w:b/>
+          <w:sz w:val="22"/>
+          <w:szCs w:val="22"/>
+        </w:rPr>
+        <w:t>359: My Source:</w:t>
+      </w:r>
+      <w:r>
+        <w:rPr>
+          <w:sz w:val="22"/>
+          <w:szCs w:val="22"/>
+        </w:rPr>
+        <w:t xml:space="preserve"> Regional Internet Registries</w:t>
+      </w:r>
+    </w:p>
+    <w:p>
+      <w:pPr>
+        <w:pStyle w:val="ListParagraph"/>
+        <w:numPr>
+          <w:ilvl w:val="0"/>
+          <w:numId w:val="9"/>
+        </w:numPr>
+        <w:rPr>
+          <w:sz w:val="22"/>
+          <w:szCs w:val="22"/>
+        </w:rPr>
+      </w:pPr>
+      <w:r>
+        <w:rPr>
+          <w:b/>
+          <w:sz w:val="22"/>
+          <w:szCs w:val="22"/>
+        </w:rPr>
+        <w:t>360: My Source:</w:t>
+      </w:r>
+      <w:r>
+        <w:rPr>
+          <w:sz w:val="22"/>
+          <w:szCs w:val="22"/>
+        </w:rPr>
+        <w:t xml:space="preserve"> WHOIS</w:t>
+      </w:r>
+    </w:p>
+    <w:p>
+      <w:pPr>
+        <w:pStyle w:val="ListParagraph"/>
+        <w:numPr>
+          <w:ilvl w:val="0"/>
+          <w:numId w:val="9"/>
+        </w:numPr>
+        <w:rPr>
+          <w:sz w:val="22"/>
+          <w:szCs w:val="22"/>
+        </w:rPr>
+      </w:pPr>
+      <w:r>
+        <w:rPr>
+          <w:b/>
+          <w:sz w:val="22"/>
+          <w:szCs w:val="22"/>
+        </w:rPr>
+        <w:t>361: My Source:</w:t>
+      </w:r>
+      <w:r>
+        <w:rPr>
+          <w:sz w:val="22"/>
+          <w:szCs w:val="22"/>
+        </w:rPr>
+        <w:t xml:space="preserve"> Types of ASN</w:t>
+      </w:r>
+    </w:p>
+    <w:p>
+      <w:pPr>
+        <w:pStyle w:val="ListParagraph"/>
+        <w:numPr>
+          <w:ilvl w:val="0"/>
+          <w:numId w:val="9"/>
+        </w:numPr>
+        <w:rPr>
+          <w:sz w:val="22"/>
+          <w:szCs w:val="22"/>
+        </w:rPr>
+      </w:pPr>
+      <w:r>
+        <w:rPr>
+          <w:b/>
+          <w:sz w:val="22"/>
+          <w:szCs w:val="22"/>
+        </w:rPr>
+        <w:t>362: My Source:</w:t>
+      </w:r>
+      <w:r>
+        <w:rPr>
+          <w:sz w:val="22"/>
+          <w:szCs w:val="22"/>
+        </w:rPr>
+        <w:t xml:space="preserve"> 16-bit ASN</w:t>
+      </w:r>
+    </w:p>
+    <w:p>
+      <w:pPr>
+        <w:pStyle w:val="ListParagraph"/>
+        <w:numPr>
+          <w:ilvl w:val="0"/>
+          <w:numId w:val="9"/>
+        </w:numPr>
+        <w:rPr>
+          <w:sz w:val="22"/>
+          <w:szCs w:val="22"/>
+        </w:rPr>
+      </w:pPr>
+      <w:r>
+        <w:rPr>
+          <w:b/>
+          <w:sz w:val="22"/>
+          <w:szCs w:val="22"/>
+        </w:rPr>
+        <w:t>363: My Source:</w:t>
+      </w:r>
+      <w:r>
+        <w:rPr>
+          <w:sz w:val="22"/>
+          <w:szCs w:val="22"/>
+        </w:rPr>
+        <w:t xml:space="preserve"> 32-bit ASN</w:t>
+      </w:r>
+    </w:p>
+    <w:p>
+      <w:pPr>
+        <w:pStyle w:val="ListParagraph"/>
+        <w:numPr>
+          <w:ilvl w:val="0"/>
+          <w:numId w:val="9"/>
+        </w:numPr>
+        <w:rPr>
+          <w:sz w:val="22"/>
+          <w:szCs w:val="22"/>
+        </w:rPr>
+      </w:pPr>
+      <w:r>
+        <w:rPr>
+          <w:b/>
+          <w:sz w:val="22"/>
+          <w:szCs w:val="22"/>
+        </w:rPr>
+        <w:t>364: My Source:</w:t>
+      </w:r>
+      <w:r>
+        <w:rPr>
+          <w:sz w:val="22"/>
+          <w:szCs w:val="22"/>
+        </w:rPr>
+        <w:t xml:space="preserve"> Private ASN</w:t>
+      </w:r>
+    </w:p>
+    <w:p>
+      <w:pPr>
+        <w:pStyle w:val="ListParagraph"/>
+        <w:numPr>
+          <w:ilvl w:val="0"/>
+          <w:numId w:val="9"/>
+        </w:numPr>
+        <w:rPr>
+          <w:sz w:val="22"/>
+          <w:szCs w:val="22"/>
+        </w:rPr>
+      </w:pPr>
+      <w:r>
+        <w:rPr>
+          <w:b/>
+          <w:sz w:val="22"/>
+          <w:szCs w:val="22"/>
+        </w:rPr>
+        <w:t>365: My Source:</w:t>
+      </w:r>
+      <w:r>
+        <w:rPr>
+          <w:sz w:val="22"/>
+          <w:szCs w:val="22"/>
+        </w:rPr>
+        <w:t xml:space="preserve"> Public ASN</w:t>
+      </w:r>
+    </w:p>
+    <w:p>
+      <w:pPr>
+        <w:pStyle w:val="ListParagraph"/>
+        <w:numPr>
+          <w:ilvl w:val="0"/>
+          <w:numId w:val="9"/>
+        </w:numPr>
+        <w:rPr>
+          <w:sz w:val="22"/>
+          <w:szCs w:val="22"/>
+        </w:rPr>
+      </w:pPr>
+      <w:r>
+        <w:rPr>
+          <w:b/>
+          <w:sz w:val="22"/>
+          <w:szCs w:val="22"/>
+        </w:rPr>
+        <w:t>366: My Source:</w:t>
+      </w:r>
+      <w:r>
+        <w:rPr>
+          <w:sz w:val="22"/>
+          <w:szCs w:val="22"/>
+        </w:rPr>
+        <w:t xml:space="preserve"> The 5 RIRs and Their Regions</w:t>
+      </w:r>
+    </w:p>
+    <w:p>
+      <w:pPr>
+        <w:pStyle w:val="ListParagraph"/>
+        <w:numPr>
+          <w:ilvl w:val="0"/>
+          <w:numId w:val="9"/>
+        </w:numPr>
+        <w:rPr>
+          <w:sz w:val="22"/>
+          <w:szCs w:val="22"/>
+        </w:rPr>
+      </w:pPr>
+      <w:r>
+        <w:rPr>
+          <w:b/>
+          <w:sz w:val="22"/>
+          <w:szCs w:val="22"/>
+        </w:rPr>
+        <w:t>367: My Source:</w:t>
+      </w:r>
+      <w:r>
+        <w:rPr>
+          <w:sz w:val="22"/>
+          <w:szCs w:val="22"/>
+        </w:rPr>
+        <w:t xml:space="preserve"> ARIN</w:t>
+      </w:r>
+    </w:p>
+    <w:p>
+      <w:pPr>
+        <w:pStyle w:val="ListParagraph"/>
+        <w:numPr>
+          <w:ilvl w:val="0"/>
+          <w:numId w:val="9"/>
+        </w:numPr>
+        <w:rPr>
+          <w:sz w:val="22"/>
+          <w:szCs w:val="22"/>
+        </w:rPr>
+      </w:pPr>
+      <w:r>
+        <w:rPr>
+          <w:b/>
+          <w:sz w:val="22"/>
+          <w:szCs w:val="22"/>
+        </w:rPr>
+        <w:t>368: My Source:</w:t>
+      </w:r>
+      <w:r>
+        <w:rPr>
+          <w:sz w:val="22"/>
+          <w:szCs w:val="22"/>
+        </w:rPr>
+        <w:t xml:space="preserve"> RIPE NCC</w:t>
+      </w:r>
+    </w:p>
+    <w:p>
+      <w:pPr>
+        <w:pStyle w:val="ListParagraph"/>
+        <w:numPr>
+          <w:ilvl w:val="0"/>
+          <w:numId w:val="9"/>
+        </w:numPr>
+        <w:rPr>
+          <w:sz w:val="22"/>
+          <w:szCs w:val="22"/>
+        </w:rPr>
+      </w:pPr>
+      <w:r>
+        <w:rPr>
+          <w:b/>
+          <w:sz w:val="22"/>
+          <w:szCs w:val="22"/>
+        </w:rPr>
+        <w:t>369: My Source:</w:t>
+      </w:r>
+      <w:r>
+        <w:rPr>
+          <w:sz w:val="22"/>
+          <w:szCs w:val="22"/>
+        </w:rPr>
+        <w:t xml:space="preserve"> APNIC</w:t>
+      </w:r>
+    </w:p>
+    <w:p>
+      <w:pPr>
+        <w:pStyle w:val="ListParagraph"/>
+        <w:numPr>
+          <w:ilvl w:val="0"/>
+          <w:numId w:val="9"/>
+        </w:numPr>
+        <w:rPr>
+          <w:sz w:val="22"/>
+          <w:szCs w:val="22"/>
+        </w:rPr>
+      </w:pPr>
+      <w:r>
+        <w:rPr>
+          <w:b/>
+          <w:sz w:val="22"/>
+          <w:szCs w:val="22"/>
+        </w:rPr>
+        <w:t>370: My Source:</w:t>
+      </w:r>
+      <w:r>
+        <w:rPr>
+          <w:sz w:val="22"/>
+          <w:szCs w:val="22"/>
+        </w:rPr>
+        <w:t xml:space="preserve"> AFRINIC</w:t>
+      </w:r>
+    </w:p>
+    <w:p>
+      <w:pPr>
+        <w:pStyle w:val="ListParagraph"/>
+        <w:numPr>
+          <w:ilvl w:val="0"/>
+          <w:numId w:val="9"/>
+        </w:numPr>
+        <w:rPr>
+          <w:sz w:val="22"/>
+          <w:szCs w:val="22"/>
+        </w:rPr>
+      </w:pPr>
+      <w:r>
+        <w:rPr>
+          <w:b/>
+          <w:sz w:val="22"/>
+          <w:szCs w:val="22"/>
+        </w:rPr>
+        <w:t xml:space="preserve">371: My Source: </w:t>
+      </w:r>
+      <w:r>
+        <w:rPr>
+          <w:sz w:val="22"/>
+          <w:szCs w:val="22"/>
+        </w:rPr>
+        <w:t>LACNIC</w:t>
+      </w:r>
+    </w:p>
+    <w:p>
+      <w:pPr>
+        <w:pStyle w:val="ListParagraph"/>
+        <w:numPr>
+          <w:ilvl w:val="0"/>
+          <w:numId w:val="9"/>
+        </w:numPr>
+        <w:rPr>
+          <w:sz w:val="22"/>
+          <w:szCs w:val="22"/>
+        </w:rPr>
+      </w:pPr>
+      <w:r>
+        <w:rPr>
+          <w:b/>
+          <w:sz w:val="22"/>
+          <w:szCs w:val="22"/>
+        </w:rPr>
+        <w:t xml:space="preserve">372: My Source: </w:t>
+      </w:r>
+      <w:r>
+        <w:rPr>
+          <w:sz w:val="22"/>
+          <w:szCs w:val="22"/>
+        </w:rPr>
+        <w:t>Network Topologies and Network Layout</w:t>
+      </w:r>
+    </w:p>
+    <w:p>
+      <w:pPr>
+        <w:pStyle w:val="ListParagraph"/>
+        <w:numPr>
+          <w:ilvl w:val="0"/>
+          <w:numId w:val="9"/>
+        </w:numPr>
+        <w:rPr>
+          <w:sz w:val="22"/>
+          <w:szCs w:val="22"/>
+        </w:rPr>
+      </w:pPr>
+      <w:r>
+        <w:rPr>
+          <w:b/>
+          <w:sz w:val="22"/>
+          <w:szCs w:val="22"/>
+        </w:rPr>
+        <w:t xml:space="preserve">373: My Source: </w:t>
+      </w:r>
+      <w:r>
+        <w:rPr>
+          <w:sz w:val="22"/>
+          <w:szCs w:val="22"/>
+        </w:rPr>
+        <w:t>Types of Network Topologies</w:t>
+      </w:r>
+    </w:p>
+    <w:p>
+      <w:pPr>
+        <w:pStyle w:val="ListParagraph"/>
+        <w:numPr>
+          <w:ilvl w:val="0"/>
+          <w:numId w:val="9"/>
+        </w:numPr>
+        <w:rPr>
+          <w:sz w:val="22"/>
+          <w:szCs w:val="22"/>
+        </w:rPr>
+      </w:pPr>
+      <w:r>
+        <w:rPr>
+          <w:b/>
+          <w:sz w:val="22"/>
+          <w:szCs w:val="22"/>
+        </w:rPr>
+        <w:t xml:space="preserve">374: My Source: </w:t>
+      </w:r>
+      <w:r>
+        <w:rPr>
+          <w:sz w:val="22"/>
+          <w:szCs w:val="22"/>
+        </w:rPr>
+        <w:t>Bus Topology</w:t>
+      </w:r>
+    </w:p>
+    <w:p>
+      <w:pPr>
+        <w:pStyle w:val="ListParagraph"/>
+        <w:numPr>
+          <w:ilvl w:val="0"/>
+          <w:numId w:val="9"/>
+        </w:numPr>
+        <w:rPr>
+          <w:sz w:val="22"/>
+          <w:szCs w:val="22"/>
+        </w:rPr>
+      </w:pPr>
+      <w:r>
+        <w:rPr>
+          <w:b/>
+          <w:sz w:val="22"/>
+          <w:szCs w:val="22"/>
+        </w:rPr>
+        <w:t xml:space="preserve">375: My Source: </w:t>
+      </w:r>
+      <w:r>
+        <w:rPr>
+          <w:sz w:val="22"/>
+          <w:szCs w:val="22"/>
+        </w:rPr>
+        <w:t>Star Topology</w:t>
+      </w:r>
+    </w:p>
+    <w:p>
+      <w:pPr>
+        <w:pStyle w:val="ListParagraph"/>
+        <w:numPr>
+          <w:ilvl w:val="0"/>
+          <w:numId w:val="9"/>
+        </w:numPr>
+        <w:rPr>
+          <w:sz w:val="22"/>
+          <w:szCs w:val="22"/>
+        </w:rPr>
+      </w:pPr>
+      <w:r>
+        <w:rPr>
+          <w:b/>
+          <w:sz w:val="22"/>
+          <w:szCs w:val="22"/>
+        </w:rPr>
+        <w:t xml:space="preserve">376: My Source: </w:t>
+      </w:r>
+      <w:r>
+        <w:rPr>
+          <w:sz w:val="22"/>
+          <w:szCs w:val="22"/>
+        </w:rPr>
+        <w:t>Ring Topology</w:t>
+      </w:r>
+    </w:p>
+    <w:p>
+      <w:pPr>
+        <w:pStyle w:val="ListParagraph"/>
+        <w:numPr>
+          <w:ilvl w:val="0"/>
+          <w:numId w:val="9"/>
+        </w:numPr>
+        <w:rPr>
+          <w:sz w:val="22"/>
+          <w:szCs w:val="22"/>
+        </w:rPr>
+      </w:pPr>
+      <w:r>
+        <w:rPr>
+          <w:b/>
+          <w:sz w:val="22"/>
+          <w:szCs w:val="22"/>
+        </w:rPr>
+        <w:t xml:space="preserve">377: My Source: </w:t>
+      </w:r>
+      <w:r>
+        <w:rPr>
+          <w:sz w:val="22"/>
+          <w:szCs w:val="22"/>
+        </w:rPr>
+        <w:t>Mesh Topology</w:t>
+      </w:r>
+    </w:p>
+    <w:p>
+      <w:pPr>
+        <w:pStyle w:val="ListParagraph"/>
+        <w:numPr>
+          <w:ilvl w:val="0"/>
+          <w:numId w:val="9"/>
+        </w:numPr>
+        <w:rPr>
+          <w:sz w:val="22"/>
+          <w:szCs w:val="22"/>
+        </w:rPr>
+      </w:pPr>
+      <w:r>
+        <w:rPr>
+          <w:b/>
+          <w:sz w:val="22"/>
+          <w:szCs w:val="22"/>
+        </w:rPr>
+        <w:t xml:space="preserve">378: My Source: </w:t>
+      </w:r>
+      <w:r>
+        <w:rPr>
+          <w:sz w:val="22"/>
+          <w:szCs w:val="22"/>
+        </w:rPr>
+        <w:t>Hybrid Topology</w:t>
+      </w:r>
+    </w:p>
+    <w:p>
+      <w:pPr>
+        <w:pStyle w:val="ListParagraph"/>
+        <w:numPr>
+          <w:ilvl w:val="0"/>
+          <w:numId w:val="9"/>
+        </w:numPr>
+        <w:rPr>
+          <w:sz w:val="22"/>
+          <w:szCs w:val="22"/>
+        </w:rPr>
+      </w:pPr>
+      <w:r>
+        <w:rPr>
+          <w:b/>
+          <w:sz w:val="22"/>
+          <w:szCs w:val="22"/>
+        </w:rPr>
+        <w:t xml:space="preserve">379: My Source: </w:t>
+      </w:r>
+      <w:r>
+        <w:rPr>
+          <w:sz w:val="22"/>
+          <w:szCs w:val="22"/>
+        </w:rPr>
+        <w:t>Tree Topology</w:t>
+      </w:r>
+    </w:p>
+    <w:p>
+      <w:pPr>
+        <w:pStyle w:val="ListParagraph"/>
+        <w:numPr>
+          <w:ilvl w:val="0"/>
+          <w:numId w:val="9"/>
+        </w:numPr>
+        <w:rPr>
+          <w:sz w:val="22"/>
+          <w:szCs w:val="22"/>
+        </w:rPr>
+      </w:pPr>
+      <w:r>
+        <w:rPr>
+          <w:b/>
+          <w:sz w:val="22"/>
+          <w:szCs w:val="22"/>
+        </w:rPr>
+        <w:t xml:space="preserve">380: My Source: </w:t>
+      </w:r>
+      <w:r>
+        <w:rPr>
+          <w:sz w:val="22"/>
+          <w:szCs w:val="22"/>
+        </w:rPr>
+        <w:t>Star-Ring Topology</w:t>
+      </w:r>
+    </w:p>
+    <w:p>
+      <w:pPr>
+        <w:pStyle w:val="ListParagraph"/>
+        <w:numPr>
+          <w:ilvl w:val="0"/>
+          <w:numId w:val="9"/>
+        </w:numPr>
+        <w:rPr>
+          <w:sz w:val="22"/>
+          <w:szCs w:val="22"/>
+        </w:rPr>
+      </w:pPr>
+      <w:r>
+        <w:rPr>
+          <w:b/>
+          <w:sz w:val="22"/>
+          <w:szCs w:val="22"/>
+        </w:rPr>
+        <w:t xml:space="preserve">381: My Source: </w:t>
+      </w:r>
+      <w:r>
+        <w:rPr>
+          <w:sz w:val="22"/>
+          <w:szCs w:val="22"/>
+        </w:rPr>
+        <w:t>Star-Bus Topology</w:t>
+      </w:r>
+    </w:p>
+    <w:p>
+      <w:pPr>
+        <w:pStyle w:val="ListParagraph"/>
+        <w:numPr>
+          <w:ilvl w:val="0"/>
+          <w:numId w:val="9"/>
+        </w:numPr>
+        <w:rPr>
+          <w:sz w:val="22"/>
+          <w:szCs w:val="22"/>
+        </w:rPr>
+      </w:pPr>
+      <w:r>
+        <w:rPr>
+          <w:b/>
+          <w:sz w:val="22"/>
+          <w:szCs w:val="22"/>
+        </w:rPr>
+        <w:t xml:space="preserve">382: My Source: </w:t>
+      </w:r>
+      <w:r>
+        <w:rPr>
+          <w:sz w:val="22"/>
+          <w:szCs w:val="22"/>
+        </w:rPr>
+        <w:t>Mesh-Star Topology</w:t>
+      </w:r>
+    </w:p>
+    <w:p>
+      <w:pPr>
+        <w:pStyle w:val="ListParagraph"/>
+        <w:numPr>
+          <w:ilvl w:val="0"/>
+          <w:numId w:val="9"/>
+        </w:numPr>
+        <w:rPr>
+          <w:sz w:val="22"/>
+          <w:szCs w:val="22"/>
+        </w:rPr>
+      </w:pPr>
+      <w:r>
+        <w:rPr>
+          <w:b/>
+          <w:sz w:val="22"/>
+          <w:szCs w:val="22"/>
+        </w:rPr>
+        <w:t xml:space="preserve">383: My Source: </w:t>
+      </w:r>
+      <w:r>
+        <w:rPr>
+          <w:sz w:val="22"/>
+          <w:szCs w:val="22"/>
+        </w:rPr>
+        <w:t>Types of Mesh Topology</w:t>
+      </w:r>
+    </w:p>
+    <w:p>
+      <w:pPr>
+        <w:pStyle w:val="ListParagraph"/>
+        <w:numPr>
+          <w:ilvl w:val="0"/>
+          <w:numId w:val="9"/>
+        </w:numPr>
+        <w:rPr>
+          <w:sz w:val="22"/>
+          <w:szCs w:val="22"/>
+        </w:rPr>
+      </w:pPr>
+      <w:r>
+        <w:rPr>
+          <w:b/>
+          <w:sz w:val="22"/>
+          <w:szCs w:val="22"/>
+        </w:rPr>
+        <w:t xml:space="preserve">384: My Source: </w:t>
+      </w:r>
+      <w:r>
+        <w:rPr>
+          <w:sz w:val="22"/>
+          <w:szCs w:val="22"/>
+        </w:rPr>
+        <w:t>Partial Mesh</w:t>
+      </w:r>
+    </w:p>
+    <w:p>
+      <w:pPr>
+        <w:pStyle w:val="ListParagraph"/>
+        <w:numPr>
+          <w:ilvl w:val="0"/>
+          <w:numId w:val="9"/>
+        </w:numPr>
+        <w:rPr>
+          <w:sz w:val="22"/>
+          <w:szCs w:val="22"/>
+        </w:rPr>
+      </w:pPr>
+      <w:r>
+        <w:rPr>
+          <w:b/>
+          <w:sz w:val="22"/>
+          <w:szCs w:val="22"/>
+        </w:rPr>
+        <w:t xml:space="preserve">385: My Source: </w:t>
+      </w:r>
+      <w:r>
+        <w:rPr>
+          <w:sz w:val="22"/>
+          <w:szCs w:val="22"/>
+        </w:rPr>
+        <w:t>Full Mesh</w:t>
+      </w:r>
+    </w:p>
+    <w:p/>
     <w:sectPr>
       <w:pgSz w:w="12240" w:h="15840"/>
       <w:pgMar w:top="1440" w:right="1440" w:bottom="1440" w:left="1440" w:header="720" w:footer="720" w:gutter="0"/>
@@ -7688,10 +11033,10 @@
 <file path=word/numbering.xml><?xml version="1.0" encoding="utf-8"?>
 <w:numbering xmlns:wpc="http://schemas.microsoft.com/office/word/2010/wordprocessingCanvas" xmlns:cx="http://schemas.microsoft.com/office/drawing/2014/chartex" xmlns:cx1="http://schemas.microsoft.com/office/drawing/2015/9/8/chartex" xmlns:cx2="http://schemas.microsoft.com/office/drawing/2015/10/21/chartex" xmlns:cx3="http://schemas.microsoft.com/office/drawing/2016/5/9/chartex" xmlns:cx4="http://schemas.microsoft.com/office/drawing/2016/5/10/chartex" xmlns:cx5="http://schemas.microsoft.com/office/drawing/2016/5/11/chartex" xmlns:cx6="http://schemas.microsoft.com/office/drawing/2016/5/12/chartex" xmlns:cx7="http://schemas.microsoft.com/office/drawing/2016/5/13/chartex" xmlns:cx8="http://schemas.microsoft.com/office/drawing/2016/5/14/chartex" xmlns:mc="http://schemas.openxmlformats.org/markup-compatibility/2006" xmlns:aink="http://schemas.microsoft.com/office/drawing/2016/ink" xmlns:am3d="http://schemas.microsoft.com/office/drawing/2017/model3d" xmlns:o="urn:schemas-microsoft-com:office:office" xmlns:oel="http://schemas.microsoft.com/office/2019/extlst" xmlns:r="http://schemas.openxmlformats.org/officeDocument/2006/relationships" xmlns:m="http://schemas.openxmlformats.org/officeDocument/2006/math" xmlns:v="urn:schemas-microsoft-com:vml" xmlns:wp14="http://schemas.microsoft.com/office/word/2010/wordprocessingDrawing" xmlns:wp="http://schemas.openxmlformats.org/drawingml/2006/wordprocessingDrawing" xmlns:w10="urn:schemas-microsoft-com:office:word" xmlns:w="http://schemas.openxmlformats.org/wordprocessingml/2006/main" xmlns:w14="http://schemas.microsoft.com/office/word/2010/wordml" xmlns:w15="http://schemas.microsoft.com/office/word/2012/wordml" xmlns:w16cex="http://schemas.microsoft.com/office/word/2018/wordml/cex" xmlns:w16cid="http://schemas.microsoft.com/office/word/2016/wordml/cid" xmlns:w16="http://schemas.microsoft.com/office/word/2018/wordml" xmlns:w16du="http://schemas.microsoft.com/office/word/2023/wordml/word16du" xmlns:w16sdtdh="http://schemas.microsoft.com/office/word/2020/wordml/sdtdatahash" xmlns:w16sdtfl="http://schemas.microsoft.com/office/word/2024/wordml/sdtformatlock" xmlns:w16se="http://schemas.microsoft.com/office/word/2015/wordml/symex" xmlns:wpg="http://schemas.microsoft.com/office/word/2010/wordprocessingGroup" xmlns:wpi="http://schemas.microsoft.com/office/word/2010/wordprocessingInk" xmlns:wne="http://schemas.microsoft.com/office/word/2006/wordml" xmlns:wps="http://schemas.microsoft.com/office/word/2010/wordprocessingShape" mc:Ignorable="w14 w15 w16se w16cid w16 w16cex w16sdtdh w16sdtfl w16du wp14">
   <w:abstractNum w:abstractNumId="0" w15:restartNumberingAfterBreak="0">
-    <w:nsid w:val="1AB07A4E"/>
+    <w:nsid w:val="08734F4E"/>
     <w:multiLevelType w:val="hybridMultilevel"/>
     <w:tmpl w:val="AF56082A"/>
-    <w:lvl w:ilvl="0" w:tplc="0409000F">
+    <w:lvl w:ilvl="0" w:tplc="FFFFFFFF">
       <w:start w:val="1"/>
       <w:numFmt w:val="decimal"/>
       <w:lvlText w:val="%1."/>
@@ -7801,9 +11146,9 @@
     </w:lvl>
   </w:abstractNum>
   <w:abstractNum w:abstractNumId="1" w15:restartNumberingAfterBreak="0">
-    <w:nsid w:val="1C4651C0"/>
+    <w:nsid w:val="1AB07A4E"/>
     <w:multiLevelType w:val="hybridMultilevel"/>
-    <w:tmpl w:val="46B0629E"/>
+    <w:tmpl w:val="AF56082A"/>
     <w:lvl w:ilvl="0" w:tplc="0409000F">
       <w:start w:val="1"/>
       <w:numFmt w:val="decimal"/>
@@ -7914,6 +11259,119 @@
     </w:lvl>
   </w:abstractNum>
   <w:abstractNum w:abstractNumId="2" w15:restartNumberingAfterBreak="0">
+    <w:nsid w:val="1C4651C0"/>
+    <w:multiLevelType w:val="hybridMultilevel"/>
+    <w:tmpl w:val="46B0629E"/>
+    <w:lvl w:ilvl="0" w:tplc="0409000F">
+      <w:start w:val="1"/>
+      <w:numFmt w:val="decimal"/>
+      <w:lvlText w:val="%1."/>
+      <w:lvlJc w:val="left"/>
+      <w:pPr>
+        <w:ind w:left="720" w:hanging="360"/>
+      </w:pPr>
+      <w:rPr>
+        <w:rFonts w:hint="default"/>
+      </w:rPr>
+    </w:lvl>
+    <w:lvl w:ilvl="1" w:tplc="FFFFFFFF" w:tentative="1">
+      <w:start w:val="1"/>
+      <w:numFmt w:val="bullet"/>
+      <w:lvlText w:val="o"/>
+      <w:lvlJc w:val="left"/>
+      <w:pPr>
+        <w:ind w:left="1440" w:hanging="360"/>
+      </w:pPr>
+      <w:rPr>
+        <w:rFonts w:ascii="Courier New" w:hAnsi="Courier New" w:cs="Courier New" w:hint="default"/>
+      </w:rPr>
+    </w:lvl>
+    <w:lvl w:ilvl="2" w:tplc="FFFFFFFF" w:tentative="1">
+      <w:start w:val="1"/>
+      <w:numFmt w:val="bullet"/>
+      <w:lvlText w:val=""/>
+      <w:lvlJc w:val="left"/>
+      <w:pPr>
+        <w:ind w:left="2160" w:hanging="360"/>
+      </w:pPr>
+      <w:rPr>
+        <w:rFonts w:ascii="Wingdings" w:hAnsi="Wingdings" w:hint="default"/>
+      </w:rPr>
+    </w:lvl>
+    <w:lvl w:ilvl="3" w:tplc="FFFFFFFF" w:tentative="1">
+      <w:start w:val="1"/>
+      <w:numFmt w:val="bullet"/>
+      <w:lvlText w:val=""/>
+      <w:lvlJc w:val="left"/>
+      <w:pPr>
+        <w:ind w:left="2880" w:hanging="360"/>
+      </w:pPr>
+      <w:rPr>
+        <w:rFonts w:ascii="Symbol" w:hAnsi="Symbol" w:hint="default"/>
+      </w:rPr>
+    </w:lvl>
+    <w:lvl w:ilvl="4" w:tplc="FFFFFFFF" w:tentative="1">
+      <w:start w:val="1"/>
+      <w:numFmt w:val="bullet"/>
+      <w:lvlText w:val="o"/>
+      <w:lvlJc w:val="left"/>
+      <w:pPr>
+        <w:ind w:left="3600" w:hanging="360"/>
+      </w:pPr>
+      <w:rPr>
+        <w:rFonts w:ascii="Courier New" w:hAnsi="Courier New" w:cs="Courier New" w:hint="default"/>
+      </w:rPr>
+    </w:lvl>
+    <w:lvl w:ilvl="5" w:tplc="FFFFFFFF" w:tentative="1">
+      <w:start w:val="1"/>
+      <w:numFmt w:val="bullet"/>
+      <w:lvlText w:val=""/>
+      <w:lvlJc w:val="left"/>
+      <w:pPr>
+        <w:ind w:left="4320" w:hanging="360"/>
+      </w:pPr>
+      <w:rPr>
+        <w:rFonts w:ascii="Wingdings" w:hAnsi="Wingdings" w:hint="default"/>
+      </w:rPr>
+    </w:lvl>
+    <w:lvl w:ilvl="6" w:tplc="FFFFFFFF" w:tentative="1">
+      <w:start w:val="1"/>
+      <w:numFmt w:val="bullet"/>
+      <w:lvlText w:val=""/>
+      <w:lvlJc w:val="left"/>
+      <w:pPr>
+        <w:ind w:left="5040" w:hanging="360"/>
+      </w:pPr>
+      <w:rPr>
+        <w:rFonts w:ascii="Symbol" w:hAnsi="Symbol" w:hint="default"/>
+      </w:rPr>
+    </w:lvl>
+    <w:lvl w:ilvl="7" w:tplc="FFFFFFFF" w:tentative="1">
+      <w:start w:val="1"/>
+      <w:numFmt w:val="bullet"/>
+      <w:lvlText w:val="o"/>
+      <w:lvlJc w:val="left"/>
+      <w:pPr>
+        <w:ind w:left="5760" w:hanging="360"/>
+      </w:pPr>
+      <w:rPr>
+        <w:rFonts w:ascii="Courier New" w:hAnsi="Courier New" w:cs="Courier New" w:hint="default"/>
+      </w:rPr>
+    </w:lvl>
+    <w:lvl w:ilvl="8" w:tplc="FFFFFFFF" w:tentative="1">
+      <w:start w:val="1"/>
+      <w:numFmt w:val="bullet"/>
+      <w:lvlText w:val=""/>
+      <w:lvlJc w:val="left"/>
+      <w:pPr>
+        <w:ind w:left="6480" w:hanging="360"/>
+      </w:pPr>
+      <w:rPr>
+        <w:rFonts w:ascii="Wingdings" w:hAnsi="Wingdings" w:hint="default"/>
+      </w:rPr>
+    </w:lvl>
+  </w:abstractNum>
+  <w:abstractNum w:abstractNumId="3" w15:restartNumberingAfterBreak="0">
     <w:nsid w:val="23925816"/>
     <w:multiLevelType w:val="hybridMultilevel"/>
     <w:tmpl w:val="B1A6C438"/>
@@ -8025,7 +11483,7 @@
       </w:rPr>
     </w:lvl>
   </w:abstractNum>
-  <w:abstractNum w:abstractNumId="3" w15:restartNumberingAfterBreak="0">
+  <w:abstractNum w:abstractNumId="4" w15:restartNumberingAfterBreak="0">
     <w:nsid w:val="256D0C20"/>
     <w:multiLevelType w:val="hybridMultilevel"/>
     <w:tmpl w:val="E9AADAA6"/>
@@ -8138,7 +11596,7 @@
       </w:rPr>
     </w:lvl>
   </w:abstractNum>
-  <w:abstractNum w:abstractNumId="4" w15:restartNumberingAfterBreak="0">
+  <w:abstractNum w:abstractNumId="5" w15:restartNumberingAfterBreak="0">
     <w:nsid w:val="3A7139EC"/>
     <w:multiLevelType w:val="hybridMultilevel"/>
     <w:tmpl w:val="795A0186"/>
@@ -8251,7 +11709,7 @@
       </w:rPr>
     </w:lvl>
   </w:abstractNum>
-  <w:abstractNum w:abstractNumId="5" w15:restartNumberingAfterBreak="0">
+  <w:abstractNum w:abstractNumId="6" w15:restartNumberingAfterBreak="0">
     <w:nsid w:val="3CB7079E"/>
     <w:multiLevelType w:val="hybridMultilevel"/>
     <w:tmpl w:val="79263AFE"/>
@@ -8364,7 +11822,7 @@
       </w:rPr>
     </w:lvl>
   </w:abstractNum>
-  <w:abstractNum w:abstractNumId="6" w15:restartNumberingAfterBreak="0">
+  <w:abstractNum w:abstractNumId="7" w15:restartNumberingAfterBreak="0">
     <w:nsid w:val="46044919"/>
     <w:multiLevelType w:val="hybridMultilevel"/>
     <w:tmpl w:val="572825E6"/>
@@ -8476,7 +11934,7 @@
       </w:rPr>
     </w:lvl>
   </w:abstractNum>
-  <w:abstractNum w:abstractNumId="7" w15:restartNumberingAfterBreak="0">
+  <w:abstractNum w:abstractNumId="8" w15:restartNumberingAfterBreak="0">
     <w:nsid w:val="4A556C6D"/>
     <w:multiLevelType w:val="hybridMultilevel"/>
     <w:tmpl w:val="795A0186"/>
@@ -8590,27 +12048,30 @@
     </w:lvl>
   </w:abstractNum>
   <w:num w:numId="1" w16cid:durableId="1823277800">
+    <w:abstractNumId w:val="2"/>
+  </w:num>
+  <w:num w:numId="2" w16cid:durableId="1208646915">
+    <w:abstractNumId w:val="7"/>
+  </w:num>
+  <w:num w:numId="3" w16cid:durableId="354699151">
+    <w:abstractNumId w:val="3"/>
+  </w:num>
+  <w:num w:numId="4" w16cid:durableId="1187334089">
+    <w:abstractNumId w:val="5"/>
+  </w:num>
+  <w:num w:numId="5" w16cid:durableId="1320383635">
+    <w:abstractNumId w:val="8"/>
+  </w:num>
+  <w:num w:numId="6" w16cid:durableId="1922450487">
+    <w:abstractNumId w:val="6"/>
+  </w:num>
+  <w:num w:numId="7" w16cid:durableId="888108484">
+    <w:abstractNumId w:val="4"/>
+  </w:num>
+  <w:num w:numId="8" w16cid:durableId="1276447599">
     <w:abstractNumId w:val="1"/>
   </w:num>
-  <w:num w:numId="2" w16cid:durableId="1208646915">
-    <w:abstractNumId w:val="6"/>
-  </w:num>
-  <w:num w:numId="3" w16cid:durableId="354699151">
-    <w:abstractNumId w:val="2"/>
-  </w:num>
-  <w:num w:numId="4" w16cid:durableId="1187334089">
-    <w:abstractNumId w:val="4"/>
-  </w:num>
-  <w:num w:numId="5" w16cid:durableId="1320383635">
-    <w:abstractNumId w:val="7"/>
-  </w:num>
-  <w:num w:numId="6" w16cid:durableId="1922450487">
-    <w:abstractNumId w:val="5"/>
-  </w:num>
-  <w:num w:numId="7" w16cid:durableId="888108484">
-    <w:abstractNumId w:val="3"/>
-  </w:num>
-  <w:num w:numId="8" w16cid:durableId="1276447599">
+  <w:num w:numId="9" w16cid:durableId="537007431">
     <w:abstractNumId w:val="0"/>
   </w:num>
 </w:numbering>

--- a/Knowledge/3-Work knowledge/Work knowledge Collection.docx
+++ b/Knowledge/3-Work knowledge/Work knowledge Collection.docx
@@ -12,20 +12,15 @@
     </w:p>
     <w:p>
       <w:r>
-        <w:t xml:space="preserve">Data Path: Work Folder -&gt; Work Database -&gt; </w:t>
-      </w:r>
-      <w:proofErr w:type="spellStart"/>
-      <w:r>
-        <w:t>WorkKnowledge</w:t>
-      </w:r>
-      <w:proofErr w:type="spellEnd"/>
-      <w:r>
-        <w:t xml:space="preserve"> Table</w:t>
-      </w:r>
-    </w:p>
-    <w:p>
-      <w:r>
-        <w:t>Last id recorded: 271</w:t>
+        <w:t>Data Path: Work Folder -&gt; Work Database -&gt; WorkKnowledge Table</w:t>
+      </w:r>
+    </w:p>
+    <w:p>
+      <w:r>
+        <w:t xml:space="preserve">Last id recorded: </w:t>
+      </w:r>
+      <w:r>
+        <w:t>456</w:t>
       </w:r>
     </w:p>
     <w:p/>
@@ -1287,17 +1282,8 @@
           <w:sz w:val="22"/>
           <w:szCs w:val="22"/>
         </w:rPr>
-        <w:t xml:space="preserve">Artifacts and </w:t>
-      </w:r>
-      <w:proofErr w:type="spellStart"/>
-      <w:r>
-        <w:rPr>
-          <w:sz w:val="22"/>
-          <w:szCs w:val="22"/>
-        </w:rPr>
-        <w:t>Testware</w:t>
-      </w:r>
-      <w:proofErr w:type="spellEnd"/>
+        <w:t>Artifacts and Testware</w:t>
+      </w:r>
     </w:p>
     <w:p>
       <w:pPr>
@@ -4659,23 +4645,7 @@
           <w:sz w:val="22"/>
           <w:szCs w:val="22"/>
         </w:rPr>
-        <w:t>Specification by Example (</w:t>
-      </w:r>
-      <w:proofErr w:type="spellStart"/>
-      <w:r>
-        <w:rPr>
-          <w:sz w:val="22"/>
-          <w:szCs w:val="22"/>
-        </w:rPr>
-        <w:t>SbE</w:t>
-      </w:r>
-      <w:proofErr w:type="spellEnd"/>
-      <w:r>
-        <w:rPr>
-          <w:sz w:val="22"/>
-          <w:szCs w:val="22"/>
-        </w:rPr>
-        <w:t>)</w:t>
+        <w:t>Specification by Example (SbE)</w:t>
       </w:r>
     </w:p>
     <w:p>
@@ -7617,23 +7587,7 @@
           <w:sz w:val="22"/>
           <w:szCs w:val="22"/>
         </w:rPr>
-        <w:t xml:space="preserve"> Test Objectives, Test Scope, coverage, </w:t>
-      </w:r>
-      <w:proofErr w:type="spellStart"/>
-      <w:r>
-        <w:rPr>
-          <w:sz w:val="22"/>
-          <w:szCs w:val="22"/>
-        </w:rPr>
-        <w:t>Testware</w:t>
-      </w:r>
-      <w:proofErr w:type="spellEnd"/>
-      <w:r>
-        <w:rPr>
-          <w:sz w:val="22"/>
-          <w:szCs w:val="22"/>
-        </w:rPr>
-        <w:t xml:space="preserve"> and Test reporting</w:t>
+        <w:t xml:space="preserve"> Test Objectives, Test Scope, coverage, Testware and Test reporting</w:t>
       </w:r>
     </w:p>
     <w:p>
@@ -7815,15 +7769,7 @@
           <w:sz w:val="22"/>
           <w:szCs w:val="22"/>
         </w:rPr>
-        <w:t>7</w:t>
-      </w:r>
-      <w:r>
-        <w:rPr>
-          <w:b/>
-          <w:sz w:val="22"/>
-          <w:szCs w:val="22"/>
-        </w:rPr>
-        <w:t>3</w:t>
+        <w:t>73</w:t>
       </w:r>
       <w:r>
         <w:rPr>
@@ -7875,15 +7821,7 @@
           <w:sz w:val="22"/>
           <w:szCs w:val="22"/>
         </w:rPr>
-        <w:t>7</w:t>
-      </w:r>
-      <w:r>
-        <w:rPr>
-          <w:b/>
-          <w:sz w:val="22"/>
-          <w:szCs w:val="22"/>
-        </w:rPr>
-        <w:t>4</w:t>
+        <w:t>74</w:t>
       </w:r>
       <w:r>
         <w:rPr>
@@ -11017,6 +10955,1996 @@
           <w:szCs w:val="22"/>
         </w:rPr>
         <w:t>Full Mesh</w:t>
+      </w:r>
+    </w:p>
+    <w:p>
+      <w:pPr>
+        <w:pStyle w:val="ListParagraph"/>
+        <w:numPr>
+          <w:ilvl w:val="0"/>
+          <w:numId w:val="9"/>
+        </w:numPr>
+        <w:rPr>
+          <w:sz w:val="22"/>
+          <w:szCs w:val="22"/>
+        </w:rPr>
+      </w:pPr>
+      <w:r>
+        <w:rPr>
+          <w:b/>
+          <w:sz w:val="22"/>
+          <w:szCs w:val="22"/>
+        </w:rPr>
+        <w:t xml:space="preserve">386: My Source: </w:t>
+      </w:r>
+      <w:r>
+        <w:rPr>
+          <w:sz w:val="22"/>
+          <w:szCs w:val="22"/>
+        </w:rPr>
+        <w:t>Networks Devices</w:t>
+      </w:r>
+    </w:p>
+    <w:p>
+      <w:pPr>
+        <w:pStyle w:val="ListParagraph"/>
+        <w:numPr>
+          <w:ilvl w:val="0"/>
+          <w:numId w:val="9"/>
+        </w:numPr>
+        <w:rPr>
+          <w:sz w:val="22"/>
+          <w:szCs w:val="22"/>
+        </w:rPr>
+      </w:pPr>
+      <w:r>
+        <w:rPr>
+          <w:b/>
+          <w:sz w:val="22"/>
+          <w:szCs w:val="22"/>
+        </w:rPr>
+        <w:t xml:space="preserve">387: My Source: </w:t>
+      </w:r>
+      <w:r>
+        <w:rPr>
+          <w:sz w:val="22"/>
+          <w:szCs w:val="22"/>
+        </w:rPr>
+        <w:t>Router</w:t>
+      </w:r>
+    </w:p>
+    <w:p>
+      <w:pPr>
+        <w:pStyle w:val="ListParagraph"/>
+        <w:numPr>
+          <w:ilvl w:val="0"/>
+          <w:numId w:val="9"/>
+        </w:numPr>
+        <w:rPr>
+          <w:sz w:val="22"/>
+          <w:szCs w:val="22"/>
+        </w:rPr>
+      </w:pPr>
+      <w:r>
+        <w:rPr>
+          <w:b/>
+          <w:sz w:val="22"/>
+          <w:szCs w:val="22"/>
+        </w:rPr>
+        <w:t xml:space="preserve">388: My Source: </w:t>
+      </w:r>
+      <w:r>
+        <w:rPr>
+          <w:sz w:val="22"/>
+          <w:szCs w:val="22"/>
+        </w:rPr>
+        <w:t>Switch</w:t>
+      </w:r>
+    </w:p>
+    <w:p>
+      <w:pPr>
+        <w:pStyle w:val="ListParagraph"/>
+        <w:numPr>
+          <w:ilvl w:val="0"/>
+          <w:numId w:val="9"/>
+        </w:numPr>
+        <w:rPr>
+          <w:sz w:val="22"/>
+          <w:szCs w:val="22"/>
+        </w:rPr>
+      </w:pPr>
+      <w:r>
+        <w:rPr>
+          <w:b/>
+          <w:sz w:val="22"/>
+          <w:szCs w:val="22"/>
+        </w:rPr>
+        <w:t xml:space="preserve">389: My Source: </w:t>
+      </w:r>
+      <w:r>
+        <w:rPr>
+          <w:sz w:val="22"/>
+          <w:szCs w:val="22"/>
+        </w:rPr>
+        <w:t>Hub</w:t>
+      </w:r>
+    </w:p>
+    <w:p>
+      <w:pPr>
+        <w:pStyle w:val="ListParagraph"/>
+        <w:numPr>
+          <w:ilvl w:val="0"/>
+          <w:numId w:val="9"/>
+        </w:numPr>
+        <w:rPr>
+          <w:sz w:val="22"/>
+          <w:szCs w:val="22"/>
+        </w:rPr>
+      </w:pPr>
+      <w:r>
+        <w:rPr>
+          <w:b/>
+          <w:sz w:val="22"/>
+          <w:szCs w:val="22"/>
+        </w:rPr>
+        <w:t xml:space="preserve">390: My Source: </w:t>
+      </w:r>
+      <w:r>
+        <w:rPr>
+          <w:sz w:val="22"/>
+          <w:szCs w:val="22"/>
+        </w:rPr>
+        <w:t>Modem</w:t>
+      </w:r>
+    </w:p>
+    <w:p>
+      <w:pPr>
+        <w:pStyle w:val="ListParagraph"/>
+        <w:numPr>
+          <w:ilvl w:val="0"/>
+          <w:numId w:val="9"/>
+        </w:numPr>
+        <w:rPr>
+          <w:sz w:val="22"/>
+          <w:szCs w:val="22"/>
+        </w:rPr>
+      </w:pPr>
+      <w:r>
+        <w:rPr>
+          <w:b/>
+          <w:sz w:val="22"/>
+          <w:szCs w:val="22"/>
+        </w:rPr>
+        <w:lastRenderedPageBreak/>
+        <w:t xml:space="preserve">391: My Source: </w:t>
+      </w:r>
+      <w:r>
+        <w:rPr>
+          <w:sz w:val="22"/>
+          <w:szCs w:val="22"/>
+        </w:rPr>
+        <w:t>Access Point (AP)</w:t>
+      </w:r>
+    </w:p>
+    <w:p>
+      <w:pPr>
+        <w:pStyle w:val="ListParagraph"/>
+        <w:numPr>
+          <w:ilvl w:val="0"/>
+          <w:numId w:val="9"/>
+        </w:numPr>
+        <w:rPr>
+          <w:sz w:val="22"/>
+          <w:szCs w:val="22"/>
+        </w:rPr>
+      </w:pPr>
+      <w:r>
+        <w:rPr>
+          <w:b/>
+          <w:sz w:val="22"/>
+          <w:szCs w:val="22"/>
+        </w:rPr>
+        <w:t xml:space="preserve">392: My Source: </w:t>
+      </w:r>
+      <w:r>
+        <w:rPr>
+          <w:sz w:val="22"/>
+          <w:szCs w:val="22"/>
+        </w:rPr>
+        <w:t>Bridge</w:t>
+      </w:r>
+    </w:p>
+    <w:p>
+      <w:pPr>
+        <w:pStyle w:val="ListParagraph"/>
+        <w:numPr>
+          <w:ilvl w:val="0"/>
+          <w:numId w:val="9"/>
+        </w:numPr>
+        <w:rPr>
+          <w:sz w:val="22"/>
+          <w:szCs w:val="22"/>
+        </w:rPr>
+      </w:pPr>
+      <w:r>
+        <w:rPr>
+          <w:b/>
+          <w:sz w:val="22"/>
+          <w:szCs w:val="22"/>
+        </w:rPr>
+        <w:t xml:space="preserve">393: My Source: </w:t>
+      </w:r>
+      <w:r>
+        <w:rPr>
+          <w:sz w:val="22"/>
+          <w:szCs w:val="22"/>
+        </w:rPr>
+        <w:t>Repeater</w:t>
+      </w:r>
+    </w:p>
+    <w:p>
+      <w:pPr>
+        <w:pStyle w:val="ListParagraph"/>
+        <w:numPr>
+          <w:ilvl w:val="0"/>
+          <w:numId w:val="9"/>
+        </w:numPr>
+        <w:rPr>
+          <w:sz w:val="22"/>
+          <w:szCs w:val="22"/>
+        </w:rPr>
+      </w:pPr>
+      <w:r>
+        <w:rPr>
+          <w:b/>
+          <w:sz w:val="22"/>
+          <w:szCs w:val="22"/>
+        </w:rPr>
+        <w:t xml:space="preserve">394: My Source: </w:t>
+      </w:r>
+      <w:r>
+        <w:rPr>
+          <w:sz w:val="22"/>
+          <w:szCs w:val="22"/>
+        </w:rPr>
+        <w:t>Firewall</w:t>
+      </w:r>
+    </w:p>
+    <w:p>
+      <w:pPr>
+        <w:pStyle w:val="ListParagraph"/>
+        <w:numPr>
+          <w:ilvl w:val="0"/>
+          <w:numId w:val="9"/>
+        </w:numPr>
+        <w:rPr>
+          <w:sz w:val="22"/>
+          <w:szCs w:val="22"/>
+        </w:rPr>
+      </w:pPr>
+      <w:r>
+        <w:rPr>
+          <w:b/>
+          <w:sz w:val="22"/>
+          <w:szCs w:val="22"/>
+        </w:rPr>
+        <w:t xml:space="preserve">395: My Source: </w:t>
+      </w:r>
+      <w:r>
+        <w:rPr>
+          <w:sz w:val="22"/>
+          <w:szCs w:val="22"/>
+        </w:rPr>
+        <w:t>Gateway</w:t>
+      </w:r>
+    </w:p>
+    <w:p>
+      <w:pPr>
+        <w:pStyle w:val="ListParagraph"/>
+        <w:numPr>
+          <w:ilvl w:val="0"/>
+          <w:numId w:val="9"/>
+        </w:numPr>
+        <w:rPr>
+          <w:sz w:val="22"/>
+          <w:szCs w:val="22"/>
+        </w:rPr>
+      </w:pPr>
+      <w:r>
+        <w:rPr>
+          <w:b/>
+          <w:sz w:val="22"/>
+          <w:szCs w:val="22"/>
+        </w:rPr>
+        <w:t xml:space="preserve">396: My Source: </w:t>
+      </w:r>
+      <w:r>
+        <w:rPr>
+          <w:sz w:val="22"/>
+          <w:szCs w:val="22"/>
+        </w:rPr>
+        <w:t>Network Interface Card (NIC) and MAC address</w:t>
+      </w:r>
+    </w:p>
+    <w:p>
+      <w:pPr>
+        <w:pStyle w:val="ListParagraph"/>
+        <w:numPr>
+          <w:ilvl w:val="0"/>
+          <w:numId w:val="9"/>
+        </w:numPr>
+        <w:rPr>
+          <w:sz w:val="22"/>
+          <w:szCs w:val="22"/>
+        </w:rPr>
+      </w:pPr>
+      <w:r>
+        <w:rPr>
+          <w:b/>
+          <w:sz w:val="22"/>
+          <w:szCs w:val="22"/>
+        </w:rPr>
+        <w:t xml:space="preserve">397: My Source: </w:t>
+      </w:r>
+      <w:r>
+        <w:rPr>
+          <w:sz w:val="22"/>
+          <w:szCs w:val="22"/>
+        </w:rPr>
+        <w:t>Server</w:t>
+      </w:r>
+    </w:p>
+    <w:p>
+      <w:pPr>
+        <w:pStyle w:val="ListParagraph"/>
+        <w:numPr>
+          <w:ilvl w:val="0"/>
+          <w:numId w:val="9"/>
+        </w:numPr>
+        <w:rPr>
+          <w:sz w:val="22"/>
+          <w:szCs w:val="22"/>
+        </w:rPr>
+      </w:pPr>
+      <w:r>
+        <w:rPr>
+          <w:b/>
+          <w:sz w:val="22"/>
+          <w:szCs w:val="22"/>
+        </w:rPr>
+        <w:t xml:space="preserve">398: My Source: </w:t>
+      </w:r>
+      <w:r>
+        <w:rPr>
+          <w:sz w:val="22"/>
+          <w:szCs w:val="22"/>
+        </w:rPr>
+        <w:t>Cables</w:t>
+      </w:r>
+    </w:p>
+    <w:p>
+      <w:pPr>
+        <w:pStyle w:val="ListParagraph"/>
+        <w:numPr>
+          <w:ilvl w:val="0"/>
+          <w:numId w:val="9"/>
+        </w:numPr>
+        <w:rPr>
+          <w:sz w:val="22"/>
+          <w:szCs w:val="22"/>
+        </w:rPr>
+      </w:pPr>
+      <w:r>
+        <w:rPr>
+          <w:b/>
+          <w:sz w:val="22"/>
+          <w:szCs w:val="22"/>
+        </w:rPr>
+        <w:t xml:space="preserve">399: My Source: </w:t>
+      </w:r>
+      <w:r>
+        <w:rPr>
+          <w:sz w:val="22"/>
+          <w:szCs w:val="22"/>
+        </w:rPr>
+        <w:t>Types of Routers</w:t>
+      </w:r>
+    </w:p>
+    <w:p>
+      <w:pPr>
+        <w:pStyle w:val="ListParagraph"/>
+        <w:numPr>
+          <w:ilvl w:val="0"/>
+          <w:numId w:val="9"/>
+        </w:numPr>
+        <w:rPr>
+          <w:sz w:val="22"/>
+          <w:szCs w:val="22"/>
+        </w:rPr>
+      </w:pPr>
+      <w:r>
+        <w:rPr>
+          <w:b/>
+          <w:sz w:val="22"/>
+          <w:szCs w:val="22"/>
+        </w:rPr>
+        <w:t xml:space="preserve">400: My Source: </w:t>
+      </w:r>
+      <w:r>
+        <w:rPr>
+          <w:sz w:val="22"/>
+          <w:szCs w:val="22"/>
+        </w:rPr>
+        <w:t>Home Router</w:t>
+      </w:r>
+    </w:p>
+    <w:p>
+      <w:pPr>
+        <w:pStyle w:val="ListParagraph"/>
+        <w:numPr>
+          <w:ilvl w:val="0"/>
+          <w:numId w:val="9"/>
+        </w:numPr>
+        <w:rPr>
+          <w:sz w:val="22"/>
+          <w:szCs w:val="22"/>
+        </w:rPr>
+      </w:pPr>
+      <w:r>
+        <w:rPr>
+          <w:b/>
+          <w:sz w:val="22"/>
+          <w:szCs w:val="22"/>
+        </w:rPr>
+        <w:t xml:space="preserve">401: My Source: </w:t>
+      </w:r>
+      <w:r>
+        <w:rPr>
+          <w:sz w:val="22"/>
+          <w:szCs w:val="22"/>
+        </w:rPr>
+        <w:t>Enterprise Router</w:t>
+      </w:r>
+    </w:p>
+    <w:p>
+      <w:pPr>
+        <w:pStyle w:val="ListParagraph"/>
+        <w:numPr>
+          <w:ilvl w:val="0"/>
+          <w:numId w:val="9"/>
+        </w:numPr>
+        <w:rPr>
+          <w:sz w:val="22"/>
+          <w:szCs w:val="22"/>
+        </w:rPr>
+      </w:pPr>
+      <w:r>
+        <w:rPr>
+          <w:b/>
+          <w:sz w:val="22"/>
+          <w:szCs w:val="22"/>
+        </w:rPr>
+        <w:t xml:space="preserve">402: My Source: </w:t>
+      </w:r>
+      <w:r>
+        <w:rPr>
+          <w:sz w:val="22"/>
+          <w:szCs w:val="22"/>
+        </w:rPr>
+        <w:t>Core Router</w:t>
+      </w:r>
+    </w:p>
+    <w:p>
+      <w:pPr>
+        <w:pStyle w:val="ListParagraph"/>
+        <w:numPr>
+          <w:ilvl w:val="0"/>
+          <w:numId w:val="9"/>
+        </w:numPr>
+        <w:rPr>
+          <w:sz w:val="22"/>
+          <w:szCs w:val="22"/>
+        </w:rPr>
+      </w:pPr>
+      <w:r>
+        <w:rPr>
+          <w:b/>
+          <w:sz w:val="22"/>
+          <w:szCs w:val="22"/>
+        </w:rPr>
+        <w:t xml:space="preserve">403: My Source: </w:t>
+      </w:r>
+      <w:r>
+        <w:rPr>
+          <w:sz w:val="22"/>
+          <w:szCs w:val="22"/>
+        </w:rPr>
+        <w:t>Edge Router</w:t>
+      </w:r>
+    </w:p>
+    <w:p>
+      <w:pPr>
+        <w:pStyle w:val="ListParagraph"/>
+        <w:numPr>
+          <w:ilvl w:val="0"/>
+          <w:numId w:val="9"/>
+        </w:numPr>
+        <w:rPr>
+          <w:sz w:val="22"/>
+          <w:szCs w:val="22"/>
+        </w:rPr>
+      </w:pPr>
+      <w:r>
+        <w:rPr>
+          <w:b/>
+          <w:sz w:val="22"/>
+          <w:szCs w:val="22"/>
+        </w:rPr>
+        <w:t xml:space="preserve">404: My Source: </w:t>
+      </w:r>
+      <w:r>
+        <w:rPr>
+          <w:sz w:val="22"/>
+          <w:szCs w:val="22"/>
+        </w:rPr>
+        <w:t>Virtual Router</w:t>
+      </w:r>
+    </w:p>
+    <w:p>
+      <w:pPr>
+        <w:pStyle w:val="ListParagraph"/>
+        <w:numPr>
+          <w:ilvl w:val="0"/>
+          <w:numId w:val="9"/>
+        </w:numPr>
+        <w:rPr>
+          <w:sz w:val="22"/>
+          <w:szCs w:val="22"/>
+        </w:rPr>
+      </w:pPr>
+      <w:r>
+        <w:rPr>
+          <w:b/>
+          <w:sz w:val="22"/>
+          <w:szCs w:val="22"/>
+        </w:rPr>
+        <w:t xml:space="preserve">405: My Source: </w:t>
+      </w:r>
+      <w:r>
+        <w:rPr>
+          <w:sz w:val="22"/>
+          <w:szCs w:val="22"/>
+        </w:rPr>
+        <w:t>Types of Switches</w:t>
+      </w:r>
+    </w:p>
+    <w:p>
+      <w:pPr>
+        <w:pStyle w:val="ListParagraph"/>
+        <w:numPr>
+          <w:ilvl w:val="0"/>
+          <w:numId w:val="9"/>
+        </w:numPr>
+        <w:rPr>
+          <w:sz w:val="22"/>
+          <w:szCs w:val="22"/>
+        </w:rPr>
+      </w:pPr>
+      <w:r>
+        <w:rPr>
+          <w:b/>
+          <w:sz w:val="22"/>
+          <w:szCs w:val="22"/>
+        </w:rPr>
+        <w:t xml:space="preserve">406: My Source: </w:t>
+      </w:r>
+      <w:r>
+        <w:rPr>
+          <w:sz w:val="22"/>
+          <w:szCs w:val="22"/>
+        </w:rPr>
+        <w:t>Unmanaged Switch</w:t>
+      </w:r>
+    </w:p>
+    <w:p>
+      <w:pPr>
+        <w:pStyle w:val="ListParagraph"/>
+        <w:numPr>
+          <w:ilvl w:val="0"/>
+          <w:numId w:val="9"/>
+        </w:numPr>
+        <w:rPr>
+          <w:sz w:val="22"/>
+          <w:szCs w:val="22"/>
+        </w:rPr>
+      </w:pPr>
+      <w:r>
+        <w:rPr>
+          <w:b/>
+          <w:sz w:val="22"/>
+          <w:szCs w:val="22"/>
+        </w:rPr>
+        <w:t xml:space="preserve">407: My Source: </w:t>
+      </w:r>
+      <w:r>
+        <w:rPr>
+          <w:sz w:val="22"/>
+          <w:szCs w:val="22"/>
+        </w:rPr>
+        <w:t>Managed Switch</w:t>
+      </w:r>
+    </w:p>
+    <w:p>
+      <w:pPr>
+        <w:pStyle w:val="ListParagraph"/>
+        <w:numPr>
+          <w:ilvl w:val="0"/>
+          <w:numId w:val="9"/>
+        </w:numPr>
+        <w:rPr>
+          <w:sz w:val="22"/>
+          <w:szCs w:val="22"/>
+        </w:rPr>
+      </w:pPr>
+      <w:r>
+        <w:rPr>
+          <w:b/>
+          <w:sz w:val="22"/>
+          <w:szCs w:val="22"/>
+        </w:rPr>
+        <w:t xml:space="preserve">408: My Source: </w:t>
+      </w:r>
+      <w:r>
+        <w:rPr>
+          <w:sz w:val="22"/>
+          <w:szCs w:val="22"/>
+        </w:rPr>
+        <w:t>PoE Switch</w:t>
+      </w:r>
+    </w:p>
+    <w:p>
+      <w:pPr>
+        <w:pStyle w:val="ListParagraph"/>
+        <w:numPr>
+          <w:ilvl w:val="0"/>
+          <w:numId w:val="9"/>
+        </w:numPr>
+        <w:rPr>
+          <w:sz w:val="22"/>
+          <w:szCs w:val="22"/>
+        </w:rPr>
+      </w:pPr>
+      <w:r>
+        <w:rPr>
+          <w:b/>
+          <w:sz w:val="22"/>
+          <w:szCs w:val="22"/>
+        </w:rPr>
+        <w:t xml:space="preserve">409: My Source: </w:t>
+      </w:r>
+      <w:r>
+        <w:rPr>
+          <w:sz w:val="22"/>
+          <w:szCs w:val="22"/>
+        </w:rPr>
+        <w:t>Layer 2 Switch</w:t>
+      </w:r>
+    </w:p>
+    <w:p>
+      <w:pPr>
+        <w:pStyle w:val="ListParagraph"/>
+        <w:numPr>
+          <w:ilvl w:val="0"/>
+          <w:numId w:val="9"/>
+        </w:numPr>
+        <w:rPr>
+          <w:sz w:val="22"/>
+          <w:szCs w:val="22"/>
+        </w:rPr>
+      </w:pPr>
+      <w:r>
+        <w:rPr>
+          <w:b/>
+          <w:sz w:val="22"/>
+          <w:szCs w:val="22"/>
+        </w:rPr>
+        <w:t xml:space="preserve">410: My Source: </w:t>
+      </w:r>
+      <w:r>
+        <w:rPr>
+          <w:sz w:val="22"/>
+          <w:szCs w:val="22"/>
+        </w:rPr>
+        <w:t>Layer 3 Switch</w:t>
+      </w:r>
+    </w:p>
+    <w:p>
+      <w:pPr>
+        <w:pStyle w:val="ListParagraph"/>
+        <w:numPr>
+          <w:ilvl w:val="0"/>
+          <w:numId w:val="9"/>
+        </w:numPr>
+        <w:rPr>
+          <w:sz w:val="22"/>
+          <w:szCs w:val="22"/>
+        </w:rPr>
+      </w:pPr>
+      <w:r>
+        <w:rPr>
+          <w:b/>
+          <w:sz w:val="22"/>
+          <w:szCs w:val="22"/>
+        </w:rPr>
+        <w:t xml:space="preserve">411: My Source: </w:t>
+      </w:r>
+      <w:r>
+        <w:rPr>
+          <w:sz w:val="22"/>
+          <w:szCs w:val="22"/>
+        </w:rPr>
+        <w:t>Types of PoE Switches</w:t>
+      </w:r>
+    </w:p>
+    <w:p>
+      <w:pPr>
+        <w:pStyle w:val="ListParagraph"/>
+        <w:numPr>
+          <w:ilvl w:val="0"/>
+          <w:numId w:val="9"/>
+        </w:numPr>
+        <w:rPr>
+          <w:sz w:val="22"/>
+          <w:szCs w:val="22"/>
+        </w:rPr>
+      </w:pPr>
+      <w:r>
+        <w:rPr>
+          <w:b/>
+          <w:sz w:val="22"/>
+          <w:szCs w:val="22"/>
+        </w:rPr>
+        <w:t xml:space="preserve">412: My Source: </w:t>
+      </w:r>
+      <w:r>
+        <w:rPr>
+          <w:sz w:val="22"/>
+          <w:szCs w:val="22"/>
+        </w:rPr>
+        <w:t>Unmanaged PoE Switch</w:t>
+      </w:r>
+    </w:p>
+    <w:p>
+      <w:pPr>
+        <w:pStyle w:val="ListParagraph"/>
+        <w:numPr>
+          <w:ilvl w:val="0"/>
+          <w:numId w:val="9"/>
+        </w:numPr>
+        <w:rPr>
+          <w:sz w:val="22"/>
+          <w:szCs w:val="22"/>
+        </w:rPr>
+      </w:pPr>
+      <w:r>
+        <w:rPr>
+          <w:b/>
+          <w:sz w:val="22"/>
+          <w:szCs w:val="22"/>
+        </w:rPr>
+        <w:t xml:space="preserve">413: My Source: </w:t>
+      </w:r>
+      <w:r>
+        <w:rPr>
+          <w:sz w:val="22"/>
+          <w:szCs w:val="22"/>
+        </w:rPr>
+        <w:t>Managed PoE Switch</w:t>
+      </w:r>
+    </w:p>
+    <w:p>
+      <w:pPr>
+        <w:pStyle w:val="ListParagraph"/>
+        <w:numPr>
+          <w:ilvl w:val="0"/>
+          <w:numId w:val="9"/>
+        </w:numPr>
+        <w:rPr>
+          <w:sz w:val="22"/>
+          <w:szCs w:val="22"/>
+        </w:rPr>
+      </w:pPr>
+      <w:r>
+        <w:rPr>
+          <w:b/>
+          <w:sz w:val="22"/>
+          <w:szCs w:val="22"/>
+        </w:rPr>
+        <w:t xml:space="preserve">414: My Source: </w:t>
+      </w:r>
+      <w:r>
+        <w:rPr>
+          <w:sz w:val="22"/>
+          <w:szCs w:val="22"/>
+        </w:rPr>
+        <w:t>Passive PoE Switch</w:t>
+      </w:r>
+    </w:p>
+    <w:p>
+      <w:pPr>
+        <w:pStyle w:val="ListParagraph"/>
+        <w:numPr>
+          <w:ilvl w:val="0"/>
+          <w:numId w:val="9"/>
+        </w:numPr>
+        <w:rPr>
+          <w:sz w:val="22"/>
+          <w:szCs w:val="22"/>
+        </w:rPr>
+      </w:pPr>
+      <w:r>
+        <w:rPr>
+          <w:b/>
+          <w:sz w:val="22"/>
+          <w:szCs w:val="22"/>
+        </w:rPr>
+        <w:t xml:space="preserve">415: My Source: </w:t>
+      </w:r>
+      <w:r>
+        <w:rPr>
+          <w:sz w:val="22"/>
+          <w:szCs w:val="22"/>
+        </w:rPr>
+        <w:t>Active PoE Switch</w:t>
+      </w:r>
+    </w:p>
+    <w:p>
+      <w:pPr>
+        <w:pStyle w:val="ListParagraph"/>
+        <w:numPr>
+          <w:ilvl w:val="0"/>
+          <w:numId w:val="9"/>
+        </w:numPr>
+        <w:rPr>
+          <w:sz w:val="22"/>
+          <w:szCs w:val="22"/>
+        </w:rPr>
+      </w:pPr>
+      <w:r>
+        <w:rPr>
+          <w:b/>
+          <w:sz w:val="22"/>
+          <w:szCs w:val="22"/>
+        </w:rPr>
+        <w:t xml:space="preserve">416: My Source: </w:t>
+      </w:r>
+      <w:r>
+        <w:rPr>
+          <w:sz w:val="22"/>
+          <w:szCs w:val="22"/>
+        </w:rPr>
+        <w:t>Types of Modems</w:t>
+      </w:r>
+    </w:p>
+    <w:p>
+      <w:pPr>
+        <w:pStyle w:val="ListParagraph"/>
+        <w:numPr>
+          <w:ilvl w:val="0"/>
+          <w:numId w:val="9"/>
+        </w:numPr>
+        <w:rPr>
+          <w:sz w:val="22"/>
+          <w:szCs w:val="22"/>
+        </w:rPr>
+      </w:pPr>
+      <w:r>
+        <w:rPr>
+          <w:b/>
+          <w:sz w:val="22"/>
+          <w:szCs w:val="22"/>
+        </w:rPr>
+        <w:t xml:space="preserve">417: My Source: </w:t>
+      </w:r>
+      <w:r>
+        <w:rPr>
+          <w:sz w:val="22"/>
+          <w:szCs w:val="22"/>
+        </w:rPr>
+        <w:t>DSL Modem</w:t>
+      </w:r>
+    </w:p>
+    <w:p>
+      <w:pPr>
+        <w:pStyle w:val="ListParagraph"/>
+        <w:numPr>
+          <w:ilvl w:val="0"/>
+          <w:numId w:val="9"/>
+        </w:numPr>
+        <w:rPr>
+          <w:sz w:val="22"/>
+          <w:szCs w:val="22"/>
+        </w:rPr>
+      </w:pPr>
+      <w:r>
+        <w:rPr>
+          <w:b/>
+          <w:sz w:val="22"/>
+          <w:szCs w:val="22"/>
+        </w:rPr>
+        <w:t xml:space="preserve">418: My Source: </w:t>
+      </w:r>
+      <w:r>
+        <w:rPr>
+          <w:sz w:val="22"/>
+          <w:szCs w:val="22"/>
+        </w:rPr>
+        <w:t>Cable Modem</w:t>
+      </w:r>
+    </w:p>
+    <w:p>
+      <w:pPr>
+        <w:pStyle w:val="ListParagraph"/>
+        <w:numPr>
+          <w:ilvl w:val="0"/>
+          <w:numId w:val="9"/>
+        </w:numPr>
+        <w:rPr>
+          <w:sz w:val="22"/>
+          <w:szCs w:val="22"/>
+        </w:rPr>
+      </w:pPr>
+      <w:r>
+        <w:rPr>
+          <w:b/>
+          <w:sz w:val="22"/>
+          <w:szCs w:val="22"/>
+        </w:rPr>
+        <w:t xml:space="preserve">419: My Source: </w:t>
+      </w:r>
+      <w:r>
+        <w:rPr>
+          <w:sz w:val="22"/>
+          <w:szCs w:val="22"/>
+        </w:rPr>
+        <w:t>Fiber Modem (ONT)</w:t>
+      </w:r>
+    </w:p>
+    <w:p>
+      <w:pPr>
+        <w:pStyle w:val="ListParagraph"/>
+        <w:numPr>
+          <w:ilvl w:val="0"/>
+          <w:numId w:val="9"/>
+        </w:numPr>
+        <w:rPr>
+          <w:sz w:val="22"/>
+          <w:szCs w:val="22"/>
+        </w:rPr>
+      </w:pPr>
+      <w:r>
+        <w:rPr>
+          <w:b/>
+          <w:sz w:val="22"/>
+          <w:szCs w:val="22"/>
+        </w:rPr>
+        <w:t xml:space="preserve">420: My Source: </w:t>
+      </w:r>
+      <w:r>
+        <w:rPr>
+          <w:sz w:val="22"/>
+          <w:szCs w:val="22"/>
+        </w:rPr>
+        <w:t>Dial-Up Modem</w:t>
+      </w:r>
+    </w:p>
+    <w:p>
+      <w:pPr>
+        <w:pStyle w:val="ListParagraph"/>
+        <w:numPr>
+          <w:ilvl w:val="0"/>
+          <w:numId w:val="9"/>
+        </w:numPr>
+        <w:rPr>
+          <w:sz w:val="22"/>
+          <w:szCs w:val="22"/>
+        </w:rPr>
+      </w:pPr>
+      <w:r>
+        <w:rPr>
+          <w:b/>
+          <w:sz w:val="22"/>
+          <w:szCs w:val="22"/>
+        </w:rPr>
+        <w:t xml:space="preserve">421: My Source: </w:t>
+      </w:r>
+      <w:r>
+        <w:rPr>
+          <w:sz w:val="22"/>
+          <w:szCs w:val="22"/>
+        </w:rPr>
+        <w:t>Types of Bridges</w:t>
+      </w:r>
+    </w:p>
+    <w:p>
+      <w:pPr>
+        <w:pStyle w:val="ListParagraph"/>
+        <w:numPr>
+          <w:ilvl w:val="0"/>
+          <w:numId w:val="9"/>
+        </w:numPr>
+        <w:rPr>
+          <w:sz w:val="22"/>
+          <w:szCs w:val="22"/>
+        </w:rPr>
+      </w:pPr>
+      <w:r>
+        <w:rPr>
+          <w:b/>
+          <w:sz w:val="22"/>
+          <w:szCs w:val="22"/>
+        </w:rPr>
+        <w:t xml:space="preserve">422: My Source: </w:t>
+      </w:r>
+      <w:r>
+        <w:rPr>
+          <w:sz w:val="22"/>
+          <w:szCs w:val="22"/>
+        </w:rPr>
+        <w:t>Local Bridge</w:t>
+      </w:r>
+    </w:p>
+    <w:p>
+      <w:pPr>
+        <w:pStyle w:val="ListParagraph"/>
+        <w:numPr>
+          <w:ilvl w:val="0"/>
+          <w:numId w:val="9"/>
+        </w:numPr>
+        <w:rPr>
+          <w:sz w:val="22"/>
+          <w:szCs w:val="22"/>
+        </w:rPr>
+      </w:pPr>
+      <w:r>
+        <w:rPr>
+          <w:b/>
+          <w:sz w:val="22"/>
+          <w:szCs w:val="22"/>
+        </w:rPr>
+        <w:t xml:space="preserve">423: My Source: </w:t>
+      </w:r>
+      <w:r>
+        <w:rPr>
+          <w:sz w:val="22"/>
+          <w:szCs w:val="22"/>
+        </w:rPr>
+        <w:t>Remote Bridge</w:t>
+      </w:r>
+    </w:p>
+    <w:p>
+      <w:pPr>
+        <w:pStyle w:val="ListParagraph"/>
+        <w:numPr>
+          <w:ilvl w:val="0"/>
+          <w:numId w:val="9"/>
+        </w:numPr>
+        <w:rPr>
+          <w:sz w:val="22"/>
+          <w:szCs w:val="22"/>
+        </w:rPr>
+      </w:pPr>
+      <w:r>
+        <w:rPr>
+          <w:b/>
+          <w:sz w:val="22"/>
+          <w:szCs w:val="22"/>
+        </w:rPr>
+        <w:t xml:space="preserve">424: My Source: </w:t>
+      </w:r>
+      <w:r>
+        <w:rPr>
+          <w:sz w:val="22"/>
+          <w:szCs w:val="22"/>
+        </w:rPr>
+        <w:t>Wireless Bridge</w:t>
+      </w:r>
+    </w:p>
+    <w:p>
+      <w:pPr>
+        <w:pStyle w:val="ListParagraph"/>
+        <w:numPr>
+          <w:ilvl w:val="0"/>
+          <w:numId w:val="9"/>
+        </w:numPr>
+        <w:rPr>
+          <w:sz w:val="22"/>
+          <w:szCs w:val="22"/>
+        </w:rPr>
+      </w:pPr>
+      <w:r>
+        <w:rPr>
+          <w:b/>
+          <w:sz w:val="22"/>
+          <w:szCs w:val="22"/>
+        </w:rPr>
+        <w:t xml:space="preserve">425: My Source: </w:t>
+      </w:r>
+      <w:r>
+        <w:rPr>
+          <w:sz w:val="22"/>
+          <w:szCs w:val="22"/>
+        </w:rPr>
+        <w:t>Types of Repeaters</w:t>
+      </w:r>
+    </w:p>
+    <w:p>
+      <w:pPr>
+        <w:pStyle w:val="ListParagraph"/>
+        <w:numPr>
+          <w:ilvl w:val="0"/>
+          <w:numId w:val="9"/>
+        </w:numPr>
+        <w:rPr>
+          <w:sz w:val="22"/>
+          <w:szCs w:val="22"/>
+        </w:rPr>
+      </w:pPr>
+      <w:r>
+        <w:rPr>
+          <w:b/>
+          <w:sz w:val="22"/>
+          <w:szCs w:val="22"/>
+        </w:rPr>
+        <w:t xml:space="preserve">426: My Source: </w:t>
+      </w:r>
+      <w:r>
+        <w:rPr>
+          <w:sz w:val="22"/>
+          <w:szCs w:val="22"/>
+        </w:rPr>
+        <w:t>Ethernet Repeater</w:t>
+      </w:r>
+    </w:p>
+    <w:p>
+      <w:pPr>
+        <w:pStyle w:val="ListParagraph"/>
+        <w:numPr>
+          <w:ilvl w:val="0"/>
+          <w:numId w:val="9"/>
+        </w:numPr>
+        <w:rPr>
+          <w:sz w:val="22"/>
+          <w:szCs w:val="22"/>
+        </w:rPr>
+      </w:pPr>
+      <w:r>
+        <w:rPr>
+          <w:b/>
+          <w:sz w:val="22"/>
+          <w:szCs w:val="22"/>
+        </w:rPr>
+        <w:t xml:space="preserve">427: My Source: </w:t>
+      </w:r>
+      <w:r>
+        <w:rPr>
+          <w:sz w:val="22"/>
+          <w:szCs w:val="22"/>
+        </w:rPr>
+        <w:t>Wi-Fi Repeater</w:t>
+      </w:r>
+    </w:p>
+    <w:p>
+      <w:pPr>
+        <w:pStyle w:val="ListParagraph"/>
+        <w:numPr>
+          <w:ilvl w:val="0"/>
+          <w:numId w:val="9"/>
+        </w:numPr>
+        <w:rPr>
+          <w:sz w:val="22"/>
+          <w:szCs w:val="22"/>
+        </w:rPr>
+      </w:pPr>
+      <w:r>
+        <w:rPr>
+          <w:b/>
+          <w:sz w:val="22"/>
+          <w:szCs w:val="22"/>
+        </w:rPr>
+        <w:t xml:space="preserve">428: My Source: </w:t>
+      </w:r>
+      <w:r>
+        <w:rPr>
+          <w:sz w:val="22"/>
+          <w:szCs w:val="22"/>
+        </w:rPr>
+        <w:t>Optical Repeater</w:t>
+      </w:r>
+    </w:p>
+    <w:p>
+      <w:pPr>
+        <w:pStyle w:val="ListParagraph"/>
+        <w:numPr>
+          <w:ilvl w:val="0"/>
+          <w:numId w:val="9"/>
+        </w:numPr>
+        <w:rPr>
+          <w:sz w:val="22"/>
+          <w:szCs w:val="22"/>
+        </w:rPr>
+      </w:pPr>
+      <w:r>
+        <w:rPr>
+          <w:b/>
+          <w:sz w:val="22"/>
+          <w:szCs w:val="22"/>
+        </w:rPr>
+        <w:t xml:space="preserve">429: My Source: </w:t>
+      </w:r>
+      <w:r>
+        <w:rPr>
+          <w:sz w:val="22"/>
+          <w:szCs w:val="22"/>
+        </w:rPr>
+        <w:t>Satellite Repeater</w:t>
+      </w:r>
+    </w:p>
+    <w:p>
+      <w:pPr>
+        <w:pStyle w:val="ListParagraph"/>
+        <w:numPr>
+          <w:ilvl w:val="0"/>
+          <w:numId w:val="9"/>
+        </w:numPr>
+        <w:rPr>
+          <w:sz w:val="22"/>
+          <w:szCs w:val="22"/>
+        </w:rPr>
+      </w:pPr>
+      <w:r>
+        <w:rPr>
+          <w:b/>
+          <w:sz w:val="22"/>
+          <w:szCs w:val="22"/>
+        </w:rPr>
+        <w:t xml:space="preserve">430: My Source: </w:t>
+      </w:r>
+      <w:r>
+        <w:rPr>
+          <w:sz w:val="22"/>
+          <w:szCs w:val="22"/>
+        </w:rPr>
+        <w:t>Types of Firewall</w:t>
+      </w:r>
+    </w:p>
+    <w:p>
+      <w:pPr>
+        <w:pStyle w:val="ListParagraph"/>
+        <w:numPr>
+          <w:ilvl w:val="0"/>
+          <w:numId w:val="9"/>
+        </w:numPr>
+        <w:rPr>
+          <w:sz w:val="22"/>
+          <w:szCs w:val="22"/>
+        </w:rPr>
+      </w:pPr>
+      <w:r>
+        <w:rPr>
+          <w:b/>
+          <w:sz w:val="22"/>
+          <w:szCs w:val="22"/>
+        </w:rPr>
+        <w:t xml:space="preserve">431: My Source: </w:t>
+      </w:r>
+      <w:r>
+        <w:rPr>
+          <w:sz w:val="22"/>
+          <w:szCs w:val="22"/>
+        </w:rPr>
+        <w:t>Hardware Firewall</w:t>
+      </w:r>
+    </w:p>
+    <w:p>
+      <w:pPr>
+        <w:pStyle w:val="ListParagraph"/>
+        <w:numPr>
+          <w:ilvl w:val="0"/>
+          <w:numId w:val="9"/>
+        </w:numPr>
+        <w:rPr>
+          <w:sz w:val="22"/>
+          <w:szCs w:val="22"/>
+        </w:rPr>
+      </w:pPr>
+      <w:r>
+        <w:rPr>
+          <w:b/>
+          <w:sz w:val="22"/>
+          <w:szCs w:val="22"/>
+        </w:rPr>
+        <w:lastRenderedPageBreak/>
+        <w:t xml:space="preserve">432: My Source: </w:t>
+      </w:r>
+      <w:r>
+        <w:rPr>
+          <w:sz w:val="22"/>
+          <w:szCs w:val="22"/>
+        </w:rPr>
+        <w:t>Software Firewall</w:t>
+      </w:r>
+    </w:p>
+    <w:p>
+      <w:pPr>
+        <w:pStyle w:val="ListParagraph"/>
+        <w:numPr>
+          <w:ilvl w:val="0"/>
+          <w:numId w:val="9"/>
+        </w:numPr>
+        <w:rPr>
+          <w:sz w:val="22"/>
+          <w:szCs w:val="22"/>
+        </w:rPr>
+      </w:pPr>
+      <w:r>
+        <w:rPr>
+          <w:b/>
+          <w:sz w:val="22"/>
+          <w:szCs w:val="22"/>
+        </w:rPr>
+        <w:t xml:space="preserve">433: My Source: </w:t>
+      </w:r>
+      <w:r>
+        <w:rPr>
+          <w:sz w:val="22"/>
+          <w:szCs w:val="22"/>
+        </w:rPr>
+        <w:t>Next-Generation Firewall (NGFW)</w:t>
+      </w:r>
+    </w:p>
+    <w:p>
+      <w:pPr>
+        <w:pStyle w:val="ListParagraph"/>
+        <w:numPr>
+          <w:ilvl w:val="0"/>
+          <w:numId w:val="9"/>
+        </w:numPr>
+        <w:rPr>
+          <w:sz w:val="22"/>
+          <w:szCs w:val="22"/>
+        </w:rPr>
+      </w:pPr>
+      <w:r>
+        <w:rPr>
+          <w:b/>
+          <w:sz w:val="22"/>
+          <w:szCs w:val="22"/>
+        </w:rPr>
+        <w:t xml:space="preserve">434: My Source: </w:t>
+      </w:r>
+      <w:r>
+        <w:rPr>
+          <w:sz w:val="22"/>
+          <w:szCs w:val="22"/>
+        </w:rPr>
+        <w:t>Cloud Firewall</w:t>
+      </w:r>
+    </w:p>
+    <w:p>
+      <w:pPr>
+        <w:pStyle w:val="ListParagraph"/>
+        <w:numPr>
+          <w:ilvl w:val="0"/>
+          <w:numId w:val="9"/>
+        </w:numPr>
+        <w:rPr>
+          <w:sz w:val="22"/>
+          <w:szCs w:val="22"/>
+        </w:rPr>
+      </w:pPr>
+      <w:r>
+        <w:rPr>
+          <w:b/>
+          <w:sz w:val="22"/>
+          <w:szCs w:val="22"/>
+        </w:rPr>
+        <w:t xml:space="preserve">435: My Source: </w:t>
+      </w:r>
+      <w:r>
+        <w:rPr>
+          <w:sz w:val="22"/>
+          <w:szCs w:val="22"/>
+        </w:rPr>
+        <w:t>Types of Gateways</w:t>
+      </w:r>
+    </w:p>
+    <w:p>
+      <w:pPr>
+        <w:pStyle w:val="ListParagraph"/>
+        <w:numPr>
+          <w:ilvl w:val="0"/>
+          <w:numId w:val="9"/>
+        </w:numPr>
+        <w:rPr>
+          <w:sz w:val="22"/>
+          <w:szCs w:val="22"/>
+        </w:rPr>
+      </w:pPr>
+      <w:r>
+        <w:rPr>
+          <w:b/>
+          <w:sz w:val="22"/>
+          <w:szCs w:val="22"/>
+        </w:rPr>
+        <w:t xml:space="preserve">436: My Source: </w:t>
+      </w:r>
+      <w:r>
+        <w:rPr>
+          <w:sz w:val="22"/>
+          <w:szCs w:val="22"/>
+        </w:rPr>
+        <w:t>Default Gateway</w:t>
+      </w:r>
+    </w:p>
+    <w:p>
+      <w:pPr>
+        <w:pStyle w:val="ListParagraph"/>
+        <w:numPr>
+          <w:ilvl w:val="0"/>
+          <w:numId w:val="9"/>
+        </w:numPr>
+        <w:rPr>
+          <w:sz w:val="22"/>
+          <w:szCs w:val="22"/>
+        </w:rPr>
+      </w:pPr>
+      <w:r>
+        <w:rPr>
+          <w:b/>
+          <w:sz w:val="22"/>
+          <w:szCs w:val="22"/>
+        </w:rPr>
+        <w:t xml:space="preserve">437: My Source: </w:t>
+      </w:r>
+      <w:r>
+        <w:rPr>
+          <w:sz w:val="22"/>
+          <w:szCs w:val="22"/>
+        </w:rPr>
+        <w:t>Internet Gateway</w:t>
+      </w:r>
+    </w:p>
+    <w:p>
+      <w:pPr>
+        <w:pStyle w:val="ListParagraph"/>
+        <w:numPr>
+          <w:ilvl w:val="0"/>
+          <w:numId w:val="9"/>
+        </w:numPr>
+        <w:rPr>
+          <w:sz w:val="22"/>
+          <w:szCs w:val="22"/>
+        </w:rPr>
+      </w:pPr>
+      <w:r>
+        <w:rPr>
+          <w:b/>
+          <w:sz w:val="22"/>
+          <w:szCs w:val="22"/>
+        </w:rPr>
+        <w:t xml:space="preserve">438: My Source: </w:t>
+      </w:r>
+      <w:r>
+        <w:rPr>
+          <w:sz w:val="22"/>
+          <w:szCs w:val="22"/>
+        </w:rPr>
+        <w:t>NAT Gateway</w:t>
+      </w:r>
+    </w:p>
+    <w:p>
+      <w:pPr>
+        <w:pStyle w:val="ListParagraph"/>
+        <w:numPr>
+          <w:ilvl w:val="0"/>
+          <w:numId w:val="9"/>
+        </w:numPr>
+        <w:rPr>
+          <w:sz w:val="22"/>
+          <w:szCs w:val="22"/>
+        </w:rPr>
+      </w:pPr>
+      <w:r>
+        <w:rPr>
+          <w:b/>
+          <w:sz w:val="22"/>
+          <w:szCs w:val="22"/>
+        </w:rPr>
+        <w:t xml:space="preserve">439: My Source: </w:t>
+      </w:r>
+      <w:r>
+        <w:rPr>
+          <w:sz w:val="22"/>
+          <w:szCs w:val="22"/>
+        </w:rPr>
+        <w:t>VPN Gateway</w:t>
+      </w:r>
+    </w:p>
+    <w:p>
+      <w:pPr>
+        <w:pStyle w:val="ListParagraph"/>
+        <w:numPr>
+          <w:ilvl w:val="0"/>
+          <w:numId w:val="9"/>
+        </w:numPr>
+        <w:rPr>
+          <w:sz w:val="22"/>
+          <w:szCs w:val="22"/>
+        </w:rPr>
+      </w:pPr>
+      <w:r>
+        <w:rPr>
+          <w:b/>
+          <w:sz w:val="22"/>
+          <w:szCs w:val="22"/>
+        </w:rPr>
+        <w:t xml:space="preserve">440: My Source: </w:t>
+      </w:r>
+      <w:r>
+        <w:rPr>
+          <w:sz w:val="22"/>
+          <w:szCs w:val="22"/>
+        </w:rPr>
+        <w:t>VoIP Gateway</w:t>
+      </w:r>
+    </w:p>
+    <w:p>
+      <w:pPr>
+        <w:pStyle w:val="ListParagraph"/>
+        <w:numPr>
+          <w:ilvl w:val="0"/>
+          <w:numId w:val="9"/>
+        </w:numPr>
+        <w:rPr>
+          <w:sz w:val="22"/>
+          <w:szCs w:val="22"/>
+        </w:rPr>
+      </w:pPr>
+      <w:r>
+        <w:rPr>
+          <w:b/>
+          <w:sz w:val="22"/>
+          <w:szCs w:val="22"/>
+        </w:rPr>
+        <w:t xml:space="preserve">441: My Source: </w:t>
+      </w:r>
+      <w:r>
+        <w:rPr>
+          <w:sz w:val="22"/>
+          <w:szCs w:val="22"/>
+        </w:rPr>
+        <w:t>Email Gateway</w:t>
+      </w:r>
+    </w:p>
+    <w:p>
+      <w:pPr>
+        <w:pStyle w:val="ListParagraph"/>
+        <w:numPr>
+          <w:ilvl w:val="0"/>
+          <w:numId w:val="9"/>
+        </w:numPr>
+        <w:rPr>
+          <w:sz w:val="22"/>
+          <w:szCs w:val="22"/>
+        </w:rPr>
+      </w:pPr>
+      <w:r>
+        <w:rPr>
+          <w:b/>
+          <w:sz w:val="22"/>
+          <w:szCs w:val="22"/>
+        </w:rPr>
+        <w:t xml:space="preserve">442: My Source: </w:t>
+      </w:r>
+      <w:r>
+        <w:rPr>
+          <w:sz w:val="22"/>
+          <w:szCs w:val="22"/>
+        </w:rPr>
+        <w:t>Cloud Gateway</w:t>
+      </w:r>
+    </w:p>
+    <w:p>
+      <w:pPr>
+        <w:pStyle w:val="ListParagraph"/>
+        <w:numPr>
+          <w:ilvl w:val="0"/>
+          <w:numId w:val="9"/>
+        </w:numPr>
+        <w:rPr>
+          <w:sz w:val="22"/>
+          <w:szCs w:val="22"/>
+        </w:rPr>
+      </w:pPr>
+      <w:r>
+        <w:rPr>
+          <w:b/>
+          <w:sz w:val="22"/>
+          <w:szCs w:val="22"/>
+        </w:rPr>
+        <w:t xml:space="preserve">443: My Source: </w:t>
+      </w:r>
+      <w:r>
+        <w:rPr>
+          <w:sz w:val="22"/>
+          <w:szCs w:val="22"/>
+        </w:rPr>
+        <w:t>Payment Gateway</w:t>
+      </w:r>
+    </w:p>
+    <w:p>
+      <w:pPr>
+        <w:pStyle w:val="ListParagraph"/>
+        <w:numPr>
+          <w:ilvl w:val="0"/>
+          <w:numId w:val="9"/>
+        </w:numPr>
+        <w:rPr>
+          <w:sz w:val="22"/>
+          <w:szCs w:val="22"/>
+        </w:rPr>
+      </w:pPr>
+      <w:r>
+        <w:rPr>
+          <w:b/>
+          <w:sz w:val="22"/>
+          <w:szCs w:val="22"/>
+        </w:rPr>
+        <w:t xml:space="preserve">444: My Source: </w:t>
+      </w:r>
+      <w:r>
+        <w:rPr>
+          <w:sz w:val="22"/>
+          <w:szCs w:val="22"/>
+        </w:rPr>
+        <w:t>Types of NICs</w:t>
+      </w:r>
+    </w:p>
+    <w:p>
+      <w:pPr>
+        <w:pStyle w:val="ListParagraph"/>
+        <w:numPr>
+          <w:ilvl w:val="0"/>
+          <w:numId w:val="9"/>
+        </w:numPr>
+        <w:rPr>
+          <w:sz w:val="22"/>
+          <w:szCs w:val="22"/>
+        </w:rPr>
+      </w:pPr>
+      <w:r>
+        <w:rPr>
+          <w:b/>
+          <w:sz w:val="22"/>
+          <w:szCs w:val="22"/>
+        </w:rPr>
+        <w:t xml:space="preserve">445: My Source: </w:t>
+      </w:r>
+      <w:r>
+        <w:rPr>
+          <w:sz w:val="22"/>
+          <w:szCs w:val="22"/>
+        </w:rPr>
+        <w:t>Ethernet NIC</w:t>
+      </w:r>
+    </w:p>
+    <w:p>
+      <w:pPr>
+        <w:pStyle w:val="ListParagraph"/>
+        <w:numPr>
+          <w:ilvl w:val="0"/>
+          <w:numId w:val="9"/>
+        </w:numPr>
+        <w:rPr>
+          <w:sz w:val="22"/>
+          <w:szCs w:val="22"/>
+        </w:rPr>
+      </w:pPr>
+      <w:r>
+        <w:rPr>
+          <w:b/>
+          <w:sz w:val="22"/>
+          <w:szCs w:val="22"/>
+        </w:rPr>
+        <w:t xml:space="preserve">446: My Source: </w:t>
+      </w:r>
+      <w:r>
+        <w:rPr>
+          <w:sz w:val="22"/>
+          <w:szCs w:val="22"/>
+        </w:rPr>
+        <w:t>Wi-Fi NIC</w:t>
+      </w:r>
+    </w:p>
+    <w:p>
+      <w:pPr>
+        <w:pStyle w:val="ListParagraph"/>
+        <w:numPr>
+          <w:ilvl w:val="0"/>
+          <w:numId w:val="9"/>
+        </w:numPr>
+        <w:rPr>
+          <w:sz w:val="22"/>
+          <w:szCs w:val="22"/>
+        </w:rPr>
+      </w:pPr>
+      <w:r>
+        <w:rPr>
+          <w:b/>
+          <w:sz w:val="22"/>
+          <w:szCs w:val="22"/>
+        </w:rPr>
+        <w:t xml:space="preserve">447: My Source: </w:t>
+      </w:r>
+      <w:r>
+        <w:rPr>
+          <w:sz w:val="22"/>
+          <w:szCs w:val="22"/>
+        </w:rPr>
+        <w:t>Fiber NIC</w:t>
+      </w:r>
+    </w:p>
+    <w:p>
+      <w:pPr>
+        <w:pStyle w:val="ListParagraph"/>
+        <w:numPr>
+          <w:ilvl w:val="0"/>
+          <w:numId w:val="9"/>
+        </w:numPr>
+        <w:rPr>
+          <w:sz w:val="22"/>
+          <w:szCs w:val="22"/>
+        </w:rPr>
+      </w:pPr>
+      <w:r>
+        <w:rPr>
+          <w:b/>
+          <w:sz w:val="22"/>
+          <w:szCs w:val="22"/>
+        </w:rPr>
+        <w:t xml:space="preserve">448: My Source: </w:t>
+      </w:r>
+      <w:r>
+        <w:rPr>
+          <w:sz w:val="22"/>
+          <w:szCs w:val="22"/>
+        </w:rPr>
+        <w:t>USB NIC</w:t>
+      </w:r>
+    </w:p>
+    <w:p>
+      <w:pPr>
+        <w:pStyle w:val="ListParagraph"/>
+        <w:numPr>
+          <w:ilvl w:val="0"/>
+          <w:numId w:val="9"/>
+        </w:numPr>
+        <w:rPr>
+          <w:sz w:val="22"/>
+          <w:szCs w:val="22"/>
+        </w:rPr>
+      </w:pPr>
+      <w:r>
+        <w:rPr>
+          <w:b/>
+          <w:sz w:val="22"/>
+          <w:szCs w:val="22"/>
+        </w:rPr>
+        <w:t xml:space="preserve">449: My Source: </w:t>
+      </w:r>
+      <w:r>
+        <w:rPr>
+          <w:sz w:val="22"/>
+          <w:szCs w:val="22"/>
+        </w:rPr>
+        <w:t>Virtual NIC (vNIC)</w:t>
+      </w:r>
+    </w:p>
+    <w:p>
+      <w:pPr>
+        <w:pStyle w:val="ListParagraph"/>
+        <w:numPr>
+          <w:ilvl w:val="0"/>
+          <w:numId w:val="9"/>
+        </w:numPr>
+        <w:rPr>
+          <w:sz w:val="22"/>
+          <w:szCs w:val="22"/>
+        </w:rPr>
+      </w:pPr>
+      <w:r>
+        <w:rPr>
+          <w:b/>
+          <w:sz w:val="22"/>
+          <w:szCs w:val="22"/>
+        </w:rPr>
+        <w:t xml:space="preserve">450: My Source: </w:t>
+      </w:r>
+      <w:r>
+        <w:rPr>
+          <w:sz w:val="22"/>
+          <w:szCs w:val="22"/>
+        </w:rPr>
+        <w:t>Types of Network Cables</w:t>
+      </w:r>
+    </w:p>
+    <w:p>
+      <w:pPr>
+        <w:pStyle w:val="ListParagraph"/>
+        <w:numPr>
+          <w:ilvl w:val="0"/>
+          <w:numId w:val="9"/>
+        </w:numPr>
+        <w:rPr>
+          <w:sz w:val="22"/>
+          <w:szCs w:val="22"/>
+        </w:rPr>
+      </w:pPr>
+      <w:r>
+        <w:rPr>
+          <w:b/>
+          <w:sz w:val="22"/>
+          <w:szCs w:val="22"/>
+        </w:rPr>
+        <w:t xml:space="preserve">451: My Source: </w:t>
+      </w:r>
+      <w:r>
+        <w:rPr>
+          <w:sz w:val="22"/>
+          <w:szCs w:val="22"/>
+        </w:rPr>
+        <w:t>Ethernet (Twisted Pair)</w:t>
+      </w:r>
+    </w:p>
+    <w:p>
+      <w:pPr>
+        <w:pStyle w:val="ListParagraph"/>
+        <w:numPr>
+          <w:ilvl w:val="0"/>
+          <w:numId w:val="9"/>
+        </w:numPr>
+        <w:rPr>
+          <w:sz w:val="22"/>
+          <w:szCs w:val="22"/>
+        </w:rPr>
+      </w:pPr>
+      <w:r>
+        <w:rPr>
+          <w:b/>
+          <w:sz w:val="22"/>
+          <w:szCs w:val="22"/>
+        </w:rPr>
+        <w:t xml:space="preserve">452: My Source: </w:t>
+      </w:r>
+      <w:r>
+        <w:rPr>
+          <w:sz w:val="22"/>
+          <w:szCs w:val="22"/>
+        </w:rPr>
+        <w:t>Fiber Optic</w:t>
+      </w:r>
+    </w:p>
+    <w:p>
+      <w:pPr>
+        <w:pStyle w:val="ListParagraph"/>
+        <w:numPr>
+          <w:ilvl w:val="0"/>
+          <w:numId w:val="9"/>
+        </w:numPr>
+        <w:rPr>
+          <w:sz w:val="22"/>
+          <w:szCs w:val="22"/>
+        </w:rPr>
+      </w:pPr>
+      <w:r>
+        <w:rPr>
+          <w:b/>
+          <w:sz w:val="22"/>
+          <w:szCs w:val="22"/>
+        </w:rPr>
+        <w:t xml:space="preserve">453: My Source: </w:t>
+      </w:r>
+      <w:r>
+        <w:rPr>
+          <w:sz w:val="22"/>
+          <w:szCs w:val="22"/>
+        </w:rPr>
+        <w:t>Coaxial Cable</w:t>
+      </w:r>
+    </w:p>
+    <w:p>
+      <w:pPr>
+        <w:pStyle w:val="ListParagraph"/>
+        <w:numPr>
+          <w:ilvl w:val="0"/>
+          <w:numId w:val="9"/>
+        </w:numPr>
+        <w:rPr>
+          <w:sz w:val="22"/>
+          <w:szCs w:val="22"/>
+        </w:rPr>
+      </w:pPr>
+      <w:r>
+        <w:rPr>
+          <w:b/>
+          <w:sz w:val="22"/>
+          <w:szCs w:val="22"/>
+        </w:rPr>
+        <w:t xml:space="preserve">454: My Source: </w:t>
+      </w:r>
+      <w:r>
+        <w:rPr>
+          <w:sz w:val="22"/>
+          <w:szCs w:val="22"/>
+        </w:rPr>
+        <w:t>Power over Ethernet (PoE)</w:t>
+      </w:r>
+    </w:p>
+    <w:p>
+      <w:pPr>
+        <w:pStyle w:val="ListParagraph"/>
+        <w:numPr>
+          <w:ilvl w:val="0"/>
+          <w:numId w:val="9"/>
+        </w:numPr>
+        <w:rPr>
+          <w:sz w:val="22"/>
+          <w:szCs w:val="22"/>
+        </w:rPr>
+      </w:pPr>
+      <w:r>
+        <w:rPr>
+          <w:b/>
+          <w:sz w:val="22"/>
+          <w:szCs w:val="22"/>
+        </w:rPr>
+        <w:t xml:space="preserve">455: My Source: </w:t>
+      </w:r>
+      <w:r>
+        <w:rPr>
+          <w:sz w:val="22"/>
+          <w:szCs w:val="22"/>
+        </w:rPr>
+        <w:t>Console Cable</w:t>
+      </w:r>
+    </w:p>
+    <w:p>
+      <w:pPr>
+        <w:pStyle w:val="ListParagraph"/>
+        <w:numPr>
+          <w:ilvl w:val="0"/>
+          <w:numId w:val="9"/>
+        </w:numPr>
+        <w:rPr>
+          <w:sz w:val="22"/>
+          <w:szCs w:val="22"/>
+        </w:rPr>
+      </w:pPr>
+      <w:r>
+        <w:rPr>
+          <w:b/>
+          <w:sz w:val="22"/>
+          <w:szCs w:val="22"/>
+        </w:rPr>
+        <w:t xml:space="preserve">456: My Source: </w:t>
+      </w:r>
+      <w:r>
+        <w:rPr>
+          <w:sz w:val="22"/>
+          <w:szCs w:val="22"/>
+        </w:rPr>
+        <w:t>USB/Thunderbolt/Serial</w:t>
       </w:r>
     </w:p>
     <w:p/>
